--- a/public/assets/files/niestacjonarne/AIC.docx
+++ b/public/assets/files/niestacjonarne/AIC.docx
@@ -523,6 +523,7 @@
                 <w:i w:val="0"/>
                 <w:sz w:val="22"/>
               </w:rPr>
+              <w:t>I</w:t>
             </w:r>
           </w:p>
         </w:tc>
@@ -560,6 +561,7 @@
                 <w:i w:val="0"/>
                 <w:sz w:val="22"/>
               </w:rPr>
+              <w:t>specjalizacyjny</w:t>
             </w:r>
           </w:p>
         </w:tc>

--- a/public/assets/files/niestacjonarne/AIC.docx
+++ b/public/assets/files/niestacjonarne/AIC.docx
@@ -1156,6 +1156,7 @@
                 <w:i w:val="0"/>
                 <w:sz w:val="22"/>
               </w:rPr>
+              <w:t>Analiza rzeczywistych przypadków incydentów cyberbezpieczeństwa; przygotowanie raportu z analizy wybranego incydentu; samodzielne ćwiczenia z narzędziami do analizy zagrożeń.</w:t>
             </w:r>
           </w:p>
         </w:tc>
@@ -1266,7 +1267,97 @@
           <w:tcPr>
             <w:tcW w:type="dxa" w:w="9972"/>
           </w:tcPr>
-          <w:p/>
+          <w:p>
+            <w:pPr>
+              <w:spacing w:before="20" w:after="20"/>
+            </w:pPr>
+            <w:r>
+              <w:rPr>
+                <w:rFonts w:ascii="Aptos" w:hAnsi="Aptos"/>
+                <w:b/>
+                <w:sz w:val="22"/>
+              </w:rPr>
+              <w:t>Wykład:</w:t>
+            </w:r>
+          </w:p>
+          <w:p>
+            <w:pPr>
+              <w:spacing w:before="20" w:after="20"/>
+            </w:pPr>
+            <w:r>
+              <w:rPr>
+                <w:rFonts w:ascii="Aptos" w:hAnsi="Aptos"/>
+                <w:b w:val="0"/>
+                <w:sz w:val="22"/>
+              </w:rPr>
+              <w:t>• wykład z prezentacją multimedialną</w:t>
+            </w:r>
+          </w:p>
+          <w:p>
+            <w:pPr>
+              <w:spacing w:before="20" w:after="20"/>
+            </w:pPr>
+            <w:r>
+              <w:rPr>
+                <w:rFonts w:ascii="Aptos" w:hAnsi="Aptos"/>
+                <w:b w:val="0"/>
+                <w:sz w:val="22"/>
+              </w:rPr>
+              <w:t>• wykład konwersatoryjny (z elementami dyskusji)</w:t>
+            </w:r>
+          </w:p>
+          <w:p>
+            <w:pPr>
+              <w:spacing w:before="20" w:after="20"/>
+            </w:pPr>
+            <w:r>
+              <w:rPr>
+                <w:rFonts w:ascii="Aptos" w:hAnsi="Aptos"/>
+                <w:b/>
+                <w:sz w:val="22"/>
+              </w:rPr>
+              <w:t>Ćwiczenia / Laboratorium:</w:t>
+            </w:r>
+          </w:p>
+          <w:p>
+            <w:pPr>
+              <w:spacing w:before="20" w:after="20"/>
+            </w:pPr>
+            <w:r>
+              <w:rPr>
+                <w:rFonts w:ascii="Aptos" w:hAnsi="Aptos"/>
+                <w:b w:val="0"/>
+                <w:sz w:val="22"/>
+              </w:rPr>
+              <w:t>• warsztaty</w:t>
+            </w:r>
+          </w:p>
+          <w:p>
+            <w:pPr>
+              <w:spacing w:before="20" w:after="20"/>
+            </w:pPr>
+            <w:r>
+              <w:rPr>
+                <w:rFonts w:ascii="Aptos" w:hAnsi="Aptos"/>
+                <w:b w:val="0"/>
+                <w:sz w:val="22"/>
+              </w:rPr>
+              <w:t>• studia przypadków z bazy studiów przypadków opracowanych przez firmy MŚP lub będące efektem staży</w:t>
+            </w:r>
+          </w:p>
+          <w:p>
+            <w:pPr>
+              <w:spacing w:before="20" w:after="20"/>
+            </w:pPr>
+            <w:r>
+              <w:rPr>
+                <w:rFonts w:ascii="Aptos" w:hAnsi="Aptos"/>
+                <w:b w:val="0"/>
+                <w:sz w:val="22"/>
+              </w:rPr>
+              <w:t>• rozwiązywanie zadań</w:t>
+            </w:r>
+          </w:p>
         </w:tc>
       </w:tr>
     </w:tbl>
@@ -1515,81 +1606,10 @@
             <w:r>
               <w:rPr>
                 <w:rFonts w:ascii="Aptos" w:hAnsi="Aptos"/>
-                <w:sz w:val="22"/>
-              </w:rPr>
-              <w:t>1. burza mózgów</w:t>
-            </w:r>
-          </w:p>
-          <w:p>
-            <w:pPr>
-              <w:spacing w:before="20" w:after="20"/>
-            </w:pPr>
-            <w:r>
-              <w:rPr>
-                <w:rFonts w:ascii="Aptos" w:hAnsi="Aptos"/>
-                <w:sz w:val="22"/>
-              </w:rPr>
-              <w:t>2. warsztaty</w:t>
-            </w:r>
-          </w:p>
-          <w:p>
-            <w:pPr>
-              <w:spacing w:before="20" w:after="20"/>
-            </w:pPr>
-            <w:r>
-              <w:rPr>
-                <w:rFonts w:ascii="Aptos" w:hAnsi="Aptos"/>
-                <w:sz w:val="22"/>
-              </w:rPr>
-              <w:t>3. Kryteria oceny</w:t>
-            </w:r>
-          </w:p>
-          <w:p>
-            <w:pPr>
-              <w:spacing w:before="20" w:after="20"/>
-            </w:pPr>
-            <w:r>
-              <w:rPr>
-                <w:rFonts w:ascii="Aptos" w:hAnsi="Aptos"/>
-                <w:sz w:val="22"/>
-              </w:rPr>
-              <w:t>4. Laboratorium/Projekt</w:t>
-            </w:r>
-          </w:p>
-          <w:p>
-            <w:pPr>
-              <w:spacing w:before="20" w:after="20"/>
-            </w:pPr>
-            <w:r>
-              <w:rPr>
-                <w:rFonts w:ascii="Aptos" w:hAnsi="Aptos"/>
-                <w:sz w:val="22"/>
-              </w:rPr>
-              <w:t>5. rezultaty gry strategicznej, kolokwium końcowe</w:t>
-            </w:r>
-          </w:p>
-          <w:p>
-            <w:pPr>
-              <w:spacing w:before="20" w:after="20"/>
-            </w:pPr>
-            <w:r>
-              <w:rPr>
-                <w:rFonts w:ascii="Aptos" w:hAnsi="Aptos"/>
-                <w:sz w:val="22"/>
-              </w:rPr>
-              <w:t>6. Kryteria oceny:niedostateczny: &lt; 50% możliwych do zdobycia punktów dostateczny  :     50%-60% możliwych do zdobycia punktów dostateczny+ :    61%- 70% możliwych do zdobycia punktówdobry :                71%-80% możliwych do zdobycia punktówdobry +:              81%-90% możliwych do zdobycia punktów bardzo dobry  :   &gt;90%  możliwych do zdobycia punktów</w:t>
-            </w:r>
-          </w:p>
-          <w:p>
-            <w:pPr>
-              <w:spacing w:before="20" w:after="20"/>
-            </w:pPr>
-            <w:r>
-              <w:rPr>
-                <w:rFonts w:ascii="Aptos" w:hAnsi="Aptos"/>
-                <w:sz w:val="22"/>
-              </w:rPr>
-              <w:t>7. Zaliczenie – kolokwium końcowe z Laboratoriów</w:t>
+                <w:b w:val="0"/>
+                <w:i w:val="0"/>
+                <w:sz w:val="22"/>
+              </w:rPr>
             </w:r>
           </w:p>
         </w:tc>
@@ -1606,79 +1626,31 @@
                 <w:rFonts w:ascii="Aptos" w:hAnsi="Aptos"/>
                 <w:sz w:val="22"/>
               </w:rPr>
-              <w:t>1. burza mózgów</w:t>
-            </w:r>
-          </w:p>
-          <w:p>
-            <w:pPr>
-              <w:spacing w:before="20" w:after="20"/>
-            </w:pPr>
-            <w:r>
-              <w:rPr>
-                <w:rFonts w:ascii="Aptos" w:hAnsi="Aptos"/>
-                <w:sz w:val="22"/>
-              </w:rPr>
-              <w:t>2. warsztaty</w:t>
-            </w:r>
-          </w:p>
-          <w:p>
-            <w:pPr>
-              <w:spacing w:before="20" w:after="20"/>
-            </w:pPr>
-            <w:r>
-              <w:rPr>
-                <w:rFonts w:ascii="Aptos" w:hAnsi="Aptos"/>
-                <w:sz w:val="22"/>
-              </w:rPr>
-              <w:t>3. Kryteria oceny</w:t>
-            </w:r>
-          </w:p>
-          <w:p>
-            <w:pPr>
-              <w:spacing w:before="20" w:after="20"/>
-            </w:pPr>
-            <w:r>
-              <w:rPr>
-                <w:rFonts w:ascii="Aptos" w:hAnsi="Aptos"/>
-                <w:sz w:val="22"/>
-              </w:rPr>
-              <w:t>4. Laboratorium/Projekt</w:t>
-            </w:r>
-          </w:p>
-          <w:p>
-            <w:pPr>
-              <w:spacing w:before="20" w:after="20"/>
-            </w:pPr>
-            <w:r>
-              <w:rPr>
-                <w:rFonts w:ascii="Aptos" w:hAnsi="Aptos"/>
-                <w:sz w:val="22"/>
-              </w:rPr>
-              <w:t>5. rezultaty gry strategicznej, kolokwium końcowe</w:t>
-            </w:r>
-          </w:p>
-          <w:p>
-            <w:pPr>
-              <w:spacing w:before="20" w:after="20"/>
-            </w:pPr>
-            <w:r>
-              <w:rPr>
-                <w:rFonts w:ascii="Aptos" w:hAnsi="Aptos"/>
-                <w:sz w:val="22"/>
-              </w:rPr>
-              <w:t>6. Kryteria oceny:niedostateczny: &lt; 50% możliwych do zdobycia punktów dostateczny  :     50%-60% możliwych do zdobycia punktów dostateczny+ :    61%- 70% możliwych do zdobycia punktówdobry :                71%-80% możliwych do zdobycia punktówdobry +:              81%-90% możliwych do zdobycia punktów bardzo dobry  :   &gt;90%  możliwych do zdobycia punktów</w:t>
-            </w:r>
-          </w:p>
-          <w:p>
-            <w:pPr>
-              <w:spacing w:before="20" w:after="20"/>
-            </w:pPr>
-            <w:r>
-              <w:rPr>
-                <w:rFonts w:ascii="Aptos" w:hAnsi="Aptos"/>
-                <w:sz w:val="22"/>
-              </w:rPr>
-              <w:t>7. Zaliczenie – kolokwium końcowe z Laboratoriów</w:t>
+              <w:t>1. kolokwium końcowe</w:t>
+            </w:r>
+          </w:p>
+          <w:p>
+            <w:pPr>
+              <w:spacing w:before="20" w:after="20"/>
+            </w:pPr>
+            <w:r>
+              <w:rPr>
+                <w:rFonts w:ascii="Aptos" w:hAnsi="Aptos"/>
+                <w:sz w:val="22"/>
+              </w:rPr>
+              <w:t>2. rezultaty gry strategicznej</w:t>
+            </w:r>
+          </w:p>
+          <w:p>
+            <w:pPr>
+              <w:spacing w:before="20" w:after="20"/>
+            </w:pPr>
+            <w:r>
+              <w:rPr>
+                <w:rFonts w:ascii="Aptos" w:hAnsi="Aptos"/>
+                <w:sz w:val="22"/>
+              </w:rPr>
+              <w:t>3. raport z wykonanego zadania</w:t>
             </w:r>
           </w:p>
         </w:tc>
@@ -3737,7 +3709,7 @@
                 <w:i w:val="0"/>
                 <w:sz w:val="22"/>
               </w:rPr>
-              <w:t>burza mózgów; warsztaty; Kryteria oceny; Laboratorium/Projekt; rezultaty gry strategicznej, kolokwium końcowe; Kryteria oceny:niedostateczny: &lt; 50% możliwych do zdobycia punktów dostateczny  :     50%-60% możliwych do zdobycia punktów dostateczny+ :    61%- 70% możliwych do zdobycia punktówdobry :                71%-80% możliwych do zdobycia punktówdobry +:              81%-90% możliwych do zdobycia punktów bardzo dobry  :   &gt;90%  możliwych do zdobycia punktów; Zaliczenie – kolokwium końcowe z Laboratoriów</w:t>
+              <w:t>kolokwium końcowe; rezultaty gry strategicznej; raport z wykonanego zadania</w:t>
             </w:r>
           </w:p>
         </w:tc>
@@ -3795,7 +3767,7 @@
                 <w:i w:val="0"/>
                 <w:sz w:val="22"/>
               </w:rPr>
-              <w:t>burza mózgów; warsztaty; Kryteria oceny; Laboratorium/Projekt; rezultaty gry strategicznej, kolokwium końcowe; Kryteria oceny:niedostateczny: &lt; 50% możliwych do zdobycia punktów dostateczny  :     50%-60% możliwych do zdobycia punktów dostateczny+ :    61%- 70% możliwych do zdobycia punktówdobry :                71%-80% możliwych do zdobycia punktówdobry +:              81%-90% możliwych do zdobycia punktów bardzo dobry  :   &gt;90%  możliwych do zdobycia punktów; Zaliczenie – kolokwium końcowe z Laboratoriów</w:t>
+              <w:t>kolokwium końcowe; rezultaty gry strategicznej; raport z wykonanego zadania</w:t>
             </w:r>
           </w:p>
         </w:tc>
@@ -3959,7 +3931,7 @@
                 <w:i w:val="0"/>
                 <w:sz w:val="22"/>
               </w:rPr>
-              <w:t>burza mózgów; warsztaty; Kryteria oceny; Laboratorium/Projekt; rezultaty gry strategicznej, kolokwium końcowe; Kryteria oceny:niedostateczny: &lt; 50% możliwych do zdobycia punktów dostateczny  :     50%-60% możliwych do zdobycia punktów dostateczny+ :    61%- 70% możliwych do zdobycia punktówdobry :                71%-80% możliwych do zdobycia punktówdobry +:              81%-90% możliwych do zdobycia punktów bardzo dobry  :   &gt;90%  możliwych do zdobycia punktów; Zaliczenie – kolokwium końcowe z Laboratoriów</w:t>
+              <w:t>kolokwium końcowe; rezultaty gry strategicznej; raport z wykonanego zadania</w:t>
             </w:r>
           </w:p>
         </w:tc>
@@ -4017,7 +3989,7 @@
                 <w:i w:val="0"/>
                 <w:sz w:val="22"/>
               </w:rPr>
-              <w:t>burza mózgów; warsztaty; Kryteria oceny; Laboratorium/Projekt; rezultaty gry strategicznej, kolokwium końcowe; Kryteria oceny:niedostateczny: &lt; 50% możliwych do zdobycia punktów dostateczny  :     50%-60% możliwych do zdobycia punktów dostateczny+ :    61%- 70% możliwych do zdobycia punktówdobry :                71%-80% możliwych do zdobycia punktówdobry +:              81%-90% możliwych do zdobycia punktów bardzo dobry  :   &gt;90%  możliwych do zdobycia punktów; Zaliczenie – kolokwium końcowe z Laboratoriów</w:t>
+              <w:t>kolokwium końcowe; rezultaty gry strategicznej; raport z wykonanego zadania</w:t>
             </w:r>
           </w:p>
         </w:tc>
@@ -4180,7 +4152,7 @@
                 <w:i w:val="0"/>
                 <w:sz w:val="22"/>
               </w:rPr>
-              <w:t>burza mózgów; warsztaty; Kryteria oceny; Laboratorium/Projekt; rezultaty gry strategicznej, kolokwium końcowe; Kryteria oceny:niedostateczny: &lt; 50% możliwych do zdobycia punktów dostateczny  :     50%-60% możliwych do zdobycia punktów dostateczny+ :    61%- 70% możliwych do zdobycia punktówdobry :                71%-80% możliwych do zdobycia punktówdobry +:              81%-90% możliwych do zdobycia punktów bardzo dobry  :   &gt;90%  możliwych do zdobycia punktów; Zaliczenie – kolokwium końcowe z Laboratoriów</w:t>
+              <w:t>kolokwium końcowe; rezultaty gry strategicznej; raport z wykonanego zadania</w:t>
             </w:r>
           </w:p>
         </w:tc>
@@ -4238,7 +4210,7 @@
                 <w:i w:val="0"/>
                 <w:sz w:val="22"/>
               </w:rPr>
-              <w:t>burza mózgów; warsztaty; Kryteria oceny; Laboratorium/Projekt; rezultaty gry strategicznej, kolokwium końcowe; Kryteria oceny:niedostateczny: &lt; 50% możliwych do zdobycia punktów dostateczny  :     50%-60% możliwych do zdobycia punktów dostateczny+ :    61%- 70% możliwych do zdobycia punktówdobry :                71%-80% możliwych do zdobycia punktówdobry +:              81%-90% możliwych do zdobycia punktów bardzo dobry  :   &gt;90%  możliwych do zdobycia punktów; Zaliczenie – kolokwium końcowe z Laboratoriów</w:t>
+              <w:t>kolokwium końcowe; rezultaty gry strategicznej; raport z wykonanego zadania</w:t>
             </w:r>
           </w:p>
         </w:tc>
@@ -4296,7 +4268,7 @@
                 <w:i w:val="0"/>
                 <w:sz w:val="22"/>
               </w:rPr>
-              <w:t>burza mózgów; warsztaty; Kryteria oceny; Laboratorium/Projekt; rezultaty gry strategicznej, kolokwium końcowe; Kryteria oceny:niedostateczny: &lt; 50% możliwych do zdobycia punktów dostateczny  :     50%-60% możliwych do zdobycia punktów dostateczny+ :    61%- 70% możliwych do zdobycia punktówdobry :                71%-80% możliwych do zdobycia punktówdobry +:              81%-90% możliwych do zdobycia punktów bardzo dobry  :   &gt;90%  możliwych do zdobycia punktów; Zaliczenie – kolokwium końcowe z Laboratoriów</w:t>
+              <w:t>kolokwium końcowe; rezultaty gry strategicznej; raport z wykonanego zadania</w:t>
             </w:r>
           </w:p>
         </w:tc>
@@ -4354,7 +4326,7 @@
                 <w:i w:val="0"/>
                 <w:sz w:val="22"/>
               </w:rPr>
-              <w:t>burza mózgów; warsztaty; Kryteria oceny; Laboratorium/Projekt; rezultaty gry strategicznej, kolokwium końcowe; Kryteria oceny:niedostateczny: &lt; 50% możliwych do zdobycia punktów dostateczny  :     50%-60% możliwych do zdobycia punktów dostateczny+ :    61%- 70% możliwych do zdobycia punktówdobry :                71%-80% możliwych do zdobycia punktówdobry +:              81%-90% możliwych do zdobycia punktów bardzo dobry  :   &gt;90%  możliwych do zdobycia punktów; Zaliczenie – kolokwium końcowe z Laboratoriów</w:t>
+              <w:t>kolokwium końcowe; rezultaty gry strategicznej; raport z wykonanego zadania</w:t>
             </w:r>
           </w:p>
         </w:tc>
@@ -4412,7 +4384,7 @@
                 <w:i w:val="0"/>
                 <w:sz w:val="22"/>
               </w:rPr>
-              <w:t>burza mózgów; warsztaty; Kryteria oceny; Laboratorium/Projekt; rezultaty gry strategicznej, kolokwium końcowe; Kryteria oceny:niedostateczny: &lt; 50% możliwych do zdobycia punktów dostateczny  :     50%-60% możliwych do zdobycia punktów dostateczny+ :    61%- 70% możliwych do zdobycia punktówdobry :                71%-80% możliwych do zdobycia punktówdobry +:              81%-90% możliwych do zdobycia punktów bardzo dobry  :   &gt;90%  możliwych do zdobycia punktów; Zaliczenie – kolokwium końcowe z Laboratoriów</w:t>
+              <w:t>kolokwium końcowe; rezultaty gry strategicznej; raport z wykonanego zadania</w:t>
             </w:r>
           </w:p>
         </w:tc>
@@ -4470,7 +4442,7 @@
                 <w:i w:val="0"/>
                 <w:sz w:val="22"/>
               </w:rPr>
-              <w:t>burza mózgów; warsztaty; Kryteria oceny; Laboratorium/Projekt; rezultaty gry strategicznej, kolokwium końcowe; Kryteria oceny:niedostateczny: &lt; 50% możliwych do zdobycia punktów dostateczny  :     50%-60% możliwych do zdobycia punktów dostateczny+ :    61%- 70% możliwych do zdobycia punktówdobry :                71%-80% możliwych do zdobycia punktówdobry +:              81%-90% możliwych do zdobycia punktów bardzo dobry  :   &gt;90%  możliwych do zdobycia punktów; Zaliczenie – kolokwium końcowe z Laboratoriów</w:t>
+              <w:t>kolokwium końcowe; rezultaty gry strategicznej; raport z wykonanego zadania</w:t>
             </w:r>
           </w:p>
         </w:tc>
@@ -4528,7 +4500,7 @@
                 <w:i w:val="0"/>
                 <w:sz w:val="22"/>
               </w:rPr>
-              <w:t>burza mózgów; warsztaty; Kryteria oceny; Laboratorium/Projekt; rezultaty gry strategicznej, kolokwium końcowe; Kryteria oceny:niedostateczny: &lt; 50% możliwych do zdobycia punktów dostateczny  :     50%-60% możliwych do zdobycia punktów dostateczny+ :    61%- 70% możliwych do zdobycia punktówdobry :                71%-80% możliwych do zdobycia punktówdobry +:              81%-90% możliwych do zdobycia punktów bardzo dobry  :   &gt;90%  możliwych do zdobycia punktów; Zaliczenie – kolokwium końcowe z Laboratoriów</w:t>
+              <w:t>kolokwium końcowe; rezultaty gry strategicznej; raport z wykonanego zadania</w:t>
             </w:r>
           </w:p>
         </w:tc>
@@ -4586,7 +4558,7 @@
                 <w:i w:val="0"/>
                 <w:sz w:val="22"/>
               </w:rPr>
-              <w:t>burza mózgów; warsztaty; Kryteria oceny; Laboratorium/Projekt; rezultaty gry strategicznej, kolokwium końcowe; Kryteria oceny:niedostateczny: &lt; 50% możliwych do zdobycia punktów dostateczny  :     50%-60% możliwych do zdobycia punktów dostateczny+ :    61%- 70% możliwych do zdobycia punktówdobry :                71%-80% możliwych do zdobycia punktówdobry +:              81%-90% możliwych do zdobycia punktów bardzo dobry  :   &gt;90%  możliwych do zdobycia punktów; Zaliczenie – kolokwium końcowe z Laboratoriów</w:t>
+              <w:t>kolokwium końcowe; rezultaty gry strategicznej; raport z wykonanego zadania</w:t>
             </w:r>
           </w:p>
         </w:tc>
@@ -4644,7 +4616,7 @@
                 <w:i w:val="0"/>
                 <w:sz w:val="22"/>
               </w:rPr>
-              <w:t>burza mózgów; warsztaty; Kryteria oceny; Laboratorium/Projekt; rezultaty gry strategicznej, kolokwium końcowe; Kryteria oceny:niedostateczny: &lt; 50% możliwych do zdobycia punktów dostateczny  :     50%-60% możliwych do zdobycia punktów dostateczny+ :    61%- 70% możliwych do zdobycia punktówdobry :                71%-80% możliwych do zdobycia punktówdobry +:              81%-90% możliwych do zdobycia punktów bardzo dobry  :   &gt;90%  możliwych do zdobycia punktów; Zaliczenie – kolokwium końcowe z Laboratoriów</w:t>
+              <w:t>kolokwium końcowe; rezultaty gry strategicznej; raport z wykonanego zadania</w:t>
             </w:r>
           </w:p>
         </w:tc>
@@ -4702,7 +4674,7 @@
                 <w:i w:val="0"/>
                 <w:sz w:val="22"/>
               </w:rPr>
-              <w:t>burza mózgów; warsztaty; Kryteria oceny; Laboratorium/Projekt; rezultaty gry strategicznej, kolokwium końcowe; Kryteria oceny:niedostateczny: &lt; 50% możliwych do zdobycia punktów dostateczny  :     50%-60% możliwych do zdobycia punktów dostateczny+ :    61%- 70% możliwych do zdobycia punktówdobry :                71%-80% możliwych do zdobycia punktówdobry +:              81%-90% możliwych do zdobycia punktów bardzo dobry  :   &gt;90%  możliwych do zdobycia punktów; Zaliczenie – kolokwium końcowe z Laboratoriów</w:t>
+              <w:t>kolokwium końcowe; rezultaty gry strategicznej; raport z wykonanego zadania</w:t>
             </w:r>
           </w:p>
         </w:tc>
@@ -4760,7 +4732,7 @@
                 <w:i w:val="0"/>
                 <w:sz w:val="22"/>
               </w:rPr>
-              <w:t>burza mózgów; warsztaty; Kryteria oceny; Laboratorium/Projekt; rezultaty gry strategicznej, kolokwium końcowe; Kryteria oceny:niedostateczny: &lt; 50% możliwych do zdobycia punktów dostateczny  :     50%-60% możliwych do zdobycia punktów dostateczny+ :    61%- 70% możliwych do zdobycia punktówdobry :                71%-80% możliwych do zdobycia punktówdobry +:              81%-90% możliwych do zdobycia punktów bardzo dobry  :   &gt;90%  możliwych do zdobycia punktów; Zaliczenie – kolokwium końcowe z Laboratoriów</w:t>
+              <w:t>kolokwium końcowe; rezultaty gry strategicznej; raport z wykonanego zadania</w:t>
             </w:r>
           </w:p>
         </w:tc>
@@ -4818,7 +4790,7 @@
                 <w:i w:val="0"/>
                 <w:sz w:val="22"/>
               </w:rPr>
-              <w:t>burza mózgów; warsztaty; Kryteria oceny; Laboratorium/Projekt; rezultaty gry strategicznej, kolokwium końcowe; Kryteria oceny:niedostateczny: &lt; 50% możliwych do zdobycia punktów dostateczny  :     50%-60% możliwych do zdobycia punktów dostateczny+ :    61%- 70% możliwych do zdobycia punktówdobry :                71%-80% możliwych do zdobycia punktówdobry +:              81%-90% możliwych do zdobycia punktów bardzo dobry  :   &gt;90%  możliwych do zdobycia punktów; Zaliczenie – kolokwium końcowe z Laboratoriów</w:t>
+              <w:t>kolokwium końcowe; rezultaty gry strategicznej; raport z wykonanego zadania</w:t>
             </w:r>
           </w:p>
         </w:tc>
@@ -4876,7 +4848,7 @@
                 <w:i w:val="0"/>
                 <w:sz w:val="22"/>
               </w:rPr>
-              <w:t>burza mózgów; warsztaty; Kryteria oceny; Laboratorium/Projekt; rezultaty gry strategicznej, kolokwium końcowe; Kryteria oceny:niedostateczny: &lt; 50% możliwych do zdobycia punktów dostateczny  :     50%-60% możliwych do zdobycia punktów dostateczny+ :    61%- 70% możliwych do zdobycia punktówdobry :                71%-80% możliwych do zdobycia punktówdobry +:              81%-90% możliwych do zdobycia punktów bardzo dobry  :   &gt;90%  możliwych do zdobycia punktów; Zaliczenie – kolokwium końcowe z Laboratoriów</w:t>
+              <w:t>kolokwium końcowe; rezultaty gry strategicznej; raport z wykonanego zadania</w:t>
             </w:r>
           </w:p>
         </w:tc>
@@ -4934,7 +4906,7 @@
                 <w:i w:val="0"/>
                 <w:sz w:val="22"/>
               </w:rPr>
-              <w:t>burza mózgów; warsztaty; Kryteria oceny; Laboratorium/Projekt; rezultaty gry strategicznej, kolokwium końcowe; Kryteria oceny:niedostateczny: &lt; 50% możliwych do zdobycia punktów dostateczny  :     50%-60% możliwych do zdobycia punktów dostateczny+ :    61%- 70% możliwych do zdobycia punktówdobry :                71%-80% możliwych do zdobycia punktówdobry +:              81%-90% możliwych do zdobycia punktów bardzo dobry  :   &gt;90%  możliwych do zdobycia punktów; Zaliczenie – kolokwium końcowe z Laboratoriów</w:t>
+              <w:t>kolokwium końcowe; rezultaty gry strategicznej; raport z wykonanego zadania</w:t>
             </w:r>
           </w:p>
         </w:tc>
@@ -4992,7 +4964,7 @@
                 <w:i w:val="0"/>
                 <w:sz w:val="22"/>
               </w:rPr>
-              <w:t>burza mózgów; warsztaty; Kryteria oceny; Laboratorium/Projekt; rezultaty gry strategicznej, kolokwium końcowe; Kryteria oceny:niedostateczny: &lt; 50% możliwych do zdobycia punktów dostateczny  :     50%-60% możliwych do zdobycia punktów dostateczny+ :    61%- 70% możliwych do zdobycia punktówdobry :                71%-80% możliwych do zdobycia punktówdobry +:              81%-90% możliwych do zdobycia punktów bardzo dobry  :   &gt;90%  możliwych do zdobycia punktów; Zaliczenie – kolokwium końcowe z Laboratoriów</w:t>
+              <w:t>kolokwium końcowe; rezultaty gry strategicznej; raport z wykonanego zadania</w:t>
             </w:r>
           </w:p>
         </w:tc>
@@ -5050,7 +5022,7 @@
                 <w:i w:val="0"/>
                 <w:sz w:val="22"/>
               </w:rPr>
-              <w:t>burza mózgów; warsztaty; Kryteria oceny; Laboratorium/Projekt; rezultaty gry strategicznej, kolokwium końcowe; Kryteria oceny:niedostateczny: &lt; 50% możliwych do zdobycia punktów dostateczny  :     50%-60% możliwych do zdobycia punktów dostateczny+ :    61%- 70% możliwych do zdobycia punktówdobry :                71%-80% możliwych do zdobycia punktówdobry +:              81%-90% możliwych do zdobycia punktów bardzo dobry  :   &gt;90%  możliwych do zdobycia punktów; Zaliczenie – kolokwium końcowe z Laboratoriów</w:t>
+              <w:t>kolokwium końcowe; rezultaty gry strategicznej; raport z wykonanego zadania</w:t>
             </w:r>
           </w:p>
         </w:tc>
@@ -5108,7 +5080,7 @@
                 <w:i w:val="0"/>
                 <w:sz w:val="22"/>
               </w:rPr>
-              <w:t>burza mózgów; warsztaty; Kryteria oceny; Laboratorium/Projekt; rezultaty gry strategicznej, kolokwium końcowe; Kryteria oceny:niedostateczny: &lt; 50% możliwych do zdobycia punktów dostateczny  :     50%-60% możliwych do zdobycia punktów dostateczny+ :    61%- 70% możliwych do zdobycia punktówdobry :                71%-80% możliwych do zdobycia punktówdobry +:              81%-90% możliwych do zdobycia punktów bardzo dobry  :   &gt;90%  możliwych do zdobycia punktów; Zaliczenie – kolokwium końcowe z Laboratoriów</w:t>
+              <w:t>kolokwium końcowe; rezultaty gry strategicznej; raport z wykonanego zadania</w:t>
             </w:r>
           </w:p>
         </w:tc>
@@ -5166,7 +5138,7 @@
                 <w:i w:val="0"/>
                 <w:sz w:val="22"/>
               </w:rPr>
-              <w:t>burza mózgów; warsztaty; Kryteria oceny; Laboratorium/Projekt; rezultaty gry strategicznej, kolokwium końcowe; Kryteria oceny:niedostateczny: &lt; 50% możliwych do zdobycia punktów dostateczny  :     50%-60% możliwych do zdobycia punktów dostateczny+ :    61%- 70% możliwych do zdobycia punktówdobry :                71%-80% możliwych do zdobycia punktówdobry +:              81%-90% możliwych do zdobycia punktów bardzo dobry  :   &gt;90%  możliwych do zdobycia punktów; Zaliczenie – kolokwium końcowe z Laboratoriów</w:t>
+              <w:t>kolokwium końcowe; rezultaty gry strategicznej; raport z wykonanego zadania</w:t>
             </w:r>
           </w:p>
         </w:tc>
@@ -5224,7 +5196,7 @@
                 <w:i w:val="0"/>
                 <w:sz w:val="22"/>
               </w:rPr>
-              <w:t>burza mózgów; warsztaty; Kryteria oceny; Laboratorium/Projekt; rezultaty gry strategicznej, kolokwium końcowe; Kryteria oceny:niedostateczny: &lt; 50% możliwych do zdobycia punktów dostateczny  :     50%-60% możliwych do zdobycia punktów dostateczny+ :    61%- 70% możliwych do zdobycia punktówdobry :                71%-80% możliwych do zdobycia punktówdobry +:              81%-90% możliwych do zdobycia punktów bardzo dobry  :   &gt;90%  możliwych do zdobycia punktów; Zaliczenie – kolokwium końcowe z Laboratoriów</w:t>
+              <w:t>kolokwium końcowe; rezultaty gry strategicznej; raport z wykonanego zadania</w:t>
             </w:r>
           </w:p>
         </w:tc>
@@ -5282,7 +5254,7 @@
                 <w:i w:val="0"/>
                 <w:sz w:val="22"/>
               </w:rPr>
-              <w:t>burza mózgów; warsztaty; Kryteria oceny; Laboratorium/Projekt; rezultaty gry strategicznej, kolokwium końcowe; Kryteria oceny:niedostateczny: &lt; 50% możliwych do zdobycia punktów dostateczny  :     50%-60% możliwych do zdobycia punktów dostateczny+ :    61%- 70% możliwych do zdobycia punktówdobry :                71%-80% możliwych do zdobycia punktówdobry +:              81%-90% możliwych do zdobycia punktów bardzo dobry  :   &gt;90%  możliwych do zdobycia punktów; Zaliczenie – kolokwium końcowe z Laboratoriów</w:t>
+              <w:t>kolokwium końcowe; rezultaty gry strategicznej; raport z wykonanego zadania</w:t>
             </w:r>
           </w:p>
         </w:tc>
@@ -5340,7 +5312,7 @@
                 <w:i w:val="0"/>
                 <w:sz w:val="22"/>
               </w:rPr>
-              <w:t>burza mózgów; warsztaty; Kryteria oceny; Laboratorium/Projekt; rezultaty gry strategicznej, kolokwium końcowe; Kryteria oceny:niedostateczny: &lt; 50% możliwych do zdobycia punktów dostateczny  :     50%-60% możliwych do zdobycia punktów dostateczny+ :    61%- 70% możliwych do zdobycia punktówdobry :                71%-80% możliwych do zdobycia punktówdobry +:              81%-90% możliwych do zdobycia punktów bardzo dobry  :   &gt;90%  możliwych do zdobycia punktów; Zaliczenie – kolokwium końcowe z Laboratoriów</w:t>
+              <w:t>kolokwium końcowe; rezultaty gry strategicznej; raport z wykonanego zadania</w:t>
             </w:r>
           </w:p>
         </w:tc>
@@ -5398,7 +5370,7 @@
                 <w:i w:val="0"/>
                 <w:sz w:val="22"/>
               </w:rPr>
-              <w:t>burza mózgów; warsztaty; Kryteria oceny; Laboratorium/Projekt; rezultaty gry strategicznej, kolokwium końcowe; Kryteria oceny:niedostateczny: &lt; 50% możliwych do zdobycia punktów dostateczny  :     50%-60% możliwych do zdobycia punktów dostateczny+ :    61%- 70% możliwych do zdobycia punktówdobry :                71%-80% możliwych do zdobycia punktówdobry +:              81%-90% możliwych do zdobycia punktów bardzo dobry  :   &gt;90%  możliwych do zdobycia punktów; Zaliczenie – kolokwium końcowe z Laboratoriów</w:t>
+              <w:t>kolokwium końcowe; rezultaty gry strategicznej; raport z wykonanego zadania</w:t>
             </w:r>
           </w:p>
         </w:tc>
@@ -5456,7 +5428,7 @@
                 <w:i w:val="0"/>
                 <w:sz w:val="22"/>
               </w:rPr>
-              <w:t>burza mózgów; warsztaty; Kryteria oceny; Laboratorium/Projekt; rezultaty gry strategicznej, kolokwium końcowe; Kryteria oceny:niedostateczny: &lt; 50% możliwych do zdobycia punktów dostateczny  :     50%-60% możliwych do zdobycia punktów dostateczny+ :    61%- 70% możliwych do zdobycia punktówdobry :                71%-80% możliwych do zdobycia punktówdobry +:              81%-90% możliwych do zdobycia punktów bardzo dobry  :   &gt;90%  możliwych do zdobycia punktów; Zaliczenie – kolokwium końcowe z Laboratoriów</w:t>
+              <w:t>kolokwium końcowe; rezultaty gry strategicznej; raport z wykonanego zadania</w:t>
             </w:r>
           </w:p>
         </w:tc>
@@ -5514,7 +5486,7 @@
                 <w:i w:val="0"/>
                 <w:sz w:val="22"/>
               </w:rPr>
-              <w:t>burza mózgów; warsztaty; Kryteria oceny; Laboratorium/Projekt; rezultaty gry strategicznej, kolokwium końcowe; Kryteria oceny:niedostateczny: &lt; 50% możliwych do zdobycia punktów dostateczny  :     50%-60% możliwych do zdobycia punktów dostateczny+ :    61%- 70% możliwych do zdobycia punktówdobry :                71%-80% możliwych do zdobycia punktówdobry +:              81%-90% możliwych do zdobycia punktów bardzo dobry  :   &gt;90%  możliwych do zdobycia punktów; Zaliczenie – kolokwium końcowe z Laboratoriów</w:t>
+              <w:t>kolokwium końcowe; rezultaty gry strategicznej; raport z wykonanego zadania</w:t>
             </w:r>
           </w:p>
         </w:tc>
@@ -5572,7 +5544,7 @@
                 <w:i w:val="0"/>
                 <w:sz w:val="22"/>
               </w:rPr>
-              <w:t>burza mózgów; warsztaty; Kryteria oceny; Laboratorium/Projekt; rezultaty gry strategicznej, kolokwium końcowe; Kryteria oceny:niedostateczny: &lt; 50% możliwych do zdobycia punktów dostateczny  :     50%-60% możliwych do zdobycia punktów dostateczny+ :    61%- 70% możliwych do zdobycia punktówdobry :                71%-80% możliwych do zdobycia punktówdobry +:              81%-90% możliwych do zdobycia punktów bardzo dobry  :   &gt;90%  możliwych do zdobycia punktów; Zaliczenie – kolokwium końcowe z Laboratoriów</w:t>
+              <w:t>kolokwium końcowe; rezultaty gry strategicznej; raport z wykonanego zadania</w:t>
             </w:r>
           </w:p>
         </w:tc>
@@ -5630,7 +5602,7 @@
                 <w:i w:val="0"/>
                 <w:sz w:val="22"/>
               </w:rPr>
-              <w:t>burza mózgów; warsztaty; Kryteria oceny; Laboratorium/Projekt; rezultaty gry strategicznej, kolokwium końcowe; Kryteria oceny:niedostateczny: &lt; 50% możliwych do zdobycia punktów dostateczny  :     50%-60% możliwych do zdobycia punktów dostateczny+ :    61%- 70% możliwych do zdobycia punktówdobry :                71%-80% możliwych do zdobycia punktówdobry +:              81%-90% możliwych do zdobycia punktów bardzo dobry  :   &gt;90%  możliwych do zdobycia punktów; Zaliczenie – kolokwium końcowe z Laboratoriów</w:t>
+              <w:t>kolokwium końcowe; rezultaty gry strategicznej; raport z wykonanego zadania</w:t>
             </w:r>
           </w:p>
         </w:tc>
@@ -5688,7 +5660,7 @@
                 <w:i w:val="0"/>
                 <w:sz w:val="22"/>
               </w:rPr>
-              <w:t>burza mózgów; warsztaty; Kryteria oceny; Laboratorium/Projekt; rezultaty gry strategicznej, kolokwium końcowe; Kryteria oceny:niedostateczny: &lt; 50% możliwych do zdobycia punktów dostateczny  :     50%-60% możliwych do zdobycia punktów dostateczny+ :    61%- 70% możliwych do zdobycia punktówdobry :                71%-80% możliwych do zdobycia punktówdobry +:              81%-90% możliwych do zdobycia punktów bardzo dobry  :   &gt;90%  możliwych do zdobycia punktów; Zaliczenie – kolokwium końcowe z Laboratoriów</w:t>
+              <w:t>kolokwium końcowe; rezultaty gry strategicznej; raport z wykonanego zadania</w:t>
             </w:r>
           </w:p>
         </w:tc>
@@ -5746,7 +5718,7 @@
                 <w:i w:val="0"/>
                 <w:sz w:val="22"/>
               </w:rPr>
-              <w:t>burza mózgów; warsztaty; Kryteria oceny; Laboratorium/Projekt; rezultaty gry strategicznej, kolokwium końcowe; Kryteria oceny:niedostateczny: &lt; 50% możliwych do zdobycia punktów dostateczny  :     50%-60% możliwych do zdobycia punktów dostateczny+ :    61%- 70% możliwych do zdobycia punktówdobry :                71%-80% możliwych do zdobycia punktówdobry +:              81%-90% możliwych do zdobycia punktów bardzo dobry  :   &gt;90%  możliwych do zdobycia punktów; Zaliczenie – kolokwium końcowe z Laboratoriów</w:t>
+              <w:t>kolokwium końcowe; rezultaty gry strategicznej; raport z wykonanego zadania</w:t>
             </w:r>
           </w:p>
         </w:tc>
@@ -5804,7 +5776,7 @@
                 <w:i w:val="0"/>
                 <w:sz w:val="22"/>
               </w:rPr>
-              <w:t>burza mózgów; warsztaty; Kryteria oceny; Laboratorium/Projekt; rezultaty gry strategicznej, kolokwium końcowe; Kryteria oceny:niedostateczny: &lt; 50% możliwych do zdobycia punktów dostateczny  :     50%-60% możliwych do zdobycia punktów dostateczny+ :    61%- 70% możliwych do zdobycia punktówdobry :                71%-80% możliwych do zdobycia punktówdobry +:              81%-90% możliwych do zdobycia punktów bardzo dobry  :   &gt;90%  możliwych do zdobycia punktów; Zaliczenie – kolokwium końcowe z Laboratoriów</w:t>
+              <w:t>kolokwium końcowe; rezultaty gry strategicznej; raport z wykonanego zadania</w:t>
             </w:r>
           </w:p>
         </w:tc>
@@ -5862,7 +5834,7 @@
                 <w:i w:val="0"/>
                 <w:sz w:val="22"/>
               </w:rPr>
-              <w:t>burza mózgów; warsztaty; Kryteria oceny; Laboratorium/Projekt; rezultaty gry strategicznej, kolokwium końcowe; Kryteria oceny:niedostateczny: &lt; 50% możliwych do zdobycia punktów dostateczny  :     50%-60% możliwych do zdobycia punktów dostateczny+ :    61%- 70% możliwych do zdobycia punktówdobry :                71%-80% możliwych do zdobycia punktówdobry +:              81%-90% możliwych do zdobycia punktów bardzo dobry  :   &gt;90%  możliwych do zdobycia punktów; Zaliczenie – kolokwium końcowe z Laboratoriów</w:t>
+              <w:t>kolokwium końcowe; rezultaty gry strategicznej; raport z wykonanego zadania</w:t>
             </w:r>
           </w:p>
         </w:tc>
@@ -5920,7 +5892,7 @@
                 <w:i w:val="0"/>
                 <w:sz w:val="22"/>
               </w:rPr>
-              <w:t>burza mózgów; warsztaty; Kryteria oceny; Laboratorium/Projekt; rezultaty gry strategicznej, kolokwium końcowe; Kryteria oceny:niedostateczny: &lt; 50% możliwych do zdobycia punktów dostateczny  :     50%-60% możliwych do zdobycia punktów dostateczny+ :    61%- 70% możliwych do zdobycia punktówdobry :                71%-80% możliwych do zdobycia punktówdobry +:              81%-90% możliwych do zdobycia punktów bardzo dobry  :   &gt;90%  możliwych do zdobycia punktów; Zaliczenie – kolokwium końcowe z Laboratoriów</w:t>
+              <w:t>kolokwium końcowe; rezultaty gry strategicznej; raport z wykonanego zadania</w:t>
             </w:r>
           </w:p>
         </w:tc>
@@ -5978,7 +5950,7 @@
                 <w:i w:val="0"/>
                 <w:sz w:val="22"/>
               </w:rPr>
-              <w:t>burza mózgów; warsztaty; Kryteria oceny; Laboratorium/Projekt; rezultaty gry strategicznej, kolokwium końcowe; Kryteria oceny:niedostateczny: &lt; 50% możliwych do zdobycia punktów dostateczny  :     50%-60% możliwych do zdobycia punktów dostateczny+ :    61%- 70% możliwych do zdobycia punktówdobry :                71%-80% możliwych do zdobycia punktówdobry +:              81%-90% możliwych do zdobycia punktów bardzo dobry  :   &gt;90%  możliwych do zdobycia punktów; Zaliczenie – kolokwium końcowe z Laboratoriów</w:t>
+              <w:t>kolokwium końcowe; rezultaty gry strategicznej; raport z wykonanego zadania</w:t>
             </w:r>
           </w:p>
         </w:tc>
@@ -6036,7 +6008,7 @@
                 <w:i w:val="0"/>
                 <w:sz w:val="22"/>
               </w:rPr>
-              <w:t>burza mózgów; warsztaty; Kryteria oceny; Laboratorium/Projekt; rezultaty gry strategicznej, kolokwium końcowe; Kryteria oceny:niedostateczny: &lt; 50% możliwych do zdobycia punktów dostateczny  :     50%-60% możliwych do zdobycia punktów dostateczny+ :    61%- 70% możliwych do zdobycia punktówdobry :                71%-80% możliwych do zdobycia punktówdobry +:              81%-90% możliwych do zdobycia punktów bardzo dobry  :   &gt;90%  możliwych do zdobycia punktów; Zaliczenie – kolokwium końcowe z Laboratoriów</w:t>
+              <w:t>kolokwium końcowe; rezultaty gry strategicznej; raport z wykonanego zadania</w:t>
             </w:r>
           </w:p>
         </w:tc>
@@ -6094,7 +6066,7 @@
                 <w:i w:val="0"/>
                 <w:sz w:val="22"/>
               </w:rPr>
-              <w:t>burza mózgów; warsztaty; Kryteria oceny; Laboratorium/Projekt; rezultaty gry strategicznej, kolokwium końcowe; Kryteria oceny:niedostateczny: &lt; 50% możliwych do zdobycia punktów dostateczny  :     50%-60% możliwych do zdobycia punktów dostateczny+ :    61%- 70% możliwych do zdobycia punktówdobry :                71%-80% możliwych do zdobycia punktówdobry +:              81%-90% możliwych do zdobycia punktów bardzo dobry  :   &gt;90%  możliwych do zdobycia punktów; Zaliczenie – kolokwium końcowe z Laboratoriów</w:t>
+              <w:t>kolokwium końcowe; rezultaty gry strategicznej; raport z wykonanego zadania</w:t>
             </w:r>
           </w:p>
         </w:tc>
@@ -6152,7 +6124,7 @@
                 <w:i w:val="0"/>
                 <w:sz w:val="22"/>
               </w:rPr>
-              <w:t>burza mózgów; warsztaty; Kryteria oceny; Laboratorium/Projekt; rezultaty gry strategicznej, kolokwium końcowe; Kryteria oceny:niedostateczny: &lt; 50% możliwych do zdobycia punktów dostateczny  :     50%-60% możliwych do zdobycia punktów dostateczny+ :    61%- 70% możliwych do zdobycia punktówdobry :                71%-80% możliwych do zdobycia punktówdobry +:              81%-90% możliwych do zdobycia punktów bardzo dobry  :   &gt;90%  możliwych do zdobycia punktów; Zaliczenie – kolokwium końcowe z Laboratoriów</w:t>
+              <w:t>kolokwium końcowe; rezultaty gry strategicznej; raport z wykonanego zadania</w:t>
             </w:r>
           </w:p>
         </w:tc>
@@ -6210,7 +6182,7 @@
                 <w:i w:val="0"/>
                 <w:sz w:val="22"/>
               </w:rPr>
-              <w:t>burza mózgów; warsztaty; Kryteria oceny; Laboratorium/Projekt; rezultaty gry strategicznej, kolokwium końcowe; Kryteria oceny:niedostateczny: &lt; 50% możliwych do zdobycia punktów dostateczny  :     50%-60% możliwych do zdobycia punktów dostateczny+ :    61%- 70% możliwych do zdobycia punktówdobry :                71%-80% możliwych do zdobycia punktówdobry +:              81%-90% możliwych do zdobycia punktów bardzo dobry  :   &gt;90%  możliwych do zdobycia punktów; Zaliczenie – kolokwium końcowe z Laboratoriów</w:t>
+              <w:t>kolokwium końcowe; rezultaty gry strategicznej; raport z wykonanego zadania</w:t>
             </w:r>
           </w:p>
         </w:tc>
@@ -6268,7 +6240,7 @@
                 <w:i w:val="0"/>
                 <w:sz w:val="22"/>
               </w:rPr>
-              <w:t>burza mózgów; warsztaty; Kryteria oceny; Laboratorium/Projekt; rezultaty gry strategicznej, kolokwium końcowe; Kryteria oceny:niedostateczny: &lt; 50% możliwych do zdobycia punktów dostateczny  :     50%-60% możliwych do zdobycia punktów dostateczny+ :    61%- 70% możliwych do zdobycia punktówdobry :                71%-80% możliwych do zdobycia punktówdobry +:              81%-90% możliwych do zdobycia punktów bardzo dobry  :   &gt;90%  możliwych do zdobycia punktów; Zaliczenie – kolokwium końcowe z Laboratoriów</w:t>
+              <w:t>kolokwium końcowe; rezultaty gry strategicznej; raport z wykonanego zadania</w:t>
             </w:r>
           </w:p>
         </w:tc>
@@ -6326,7 +6298,7 @@
                 <w:i w:val="0"/>
                 <w:sz w:val="22"/>
               </w:rPr>
-              <w:t>burza mózgów; warsztaty; Kryteria oceny; Laboratorium/Projekt; rezultaty gry strategicznej, kolokwium końcowe; Kryteria oceny:niedostateczny: &lt; 50% możliwych do zdobycia punktów dostateczny  :     50%-60% możliwych do zdobycia punktów dostateczny+ :    61%- 70% możliwych do zdobycia punktówdobry :                71%-80% możliwych do zdobycia punktówdobry +:              81%-90% możliwych do zdobycia punktów bardzo dobry  :   &gt;90%  możliwych do zdobycia punktów; Zaliczenie – kolokwium końcowe z Laboratoriów</w:t>
+              <w:t>kolokwium końcowe; rezultaty gry strategicznej; raport z wykonanego zadania</w:t>
             </w:r>
           </w:p>
         </w:tc>
@@ -6384,7 +6356,7 @@
                 <w:i w:val="0"/>
                 <w:sz w:val="22"/>
               </w:rPr>
-              <w:t>burza mózgów; warsztaty; Kryteria oceny; Laboratorium/Projekt; rezultaty gry strategicznej, kolokwium końcowe; Kryteria oceny:niedostateczny: &lt; 50% możliwych do zdobycia punktów dostateczny  :     50%-60% możliwych do zdobycia punktów dostateczny+ :    61%- 70% możliwych do zdobycia punktówdobry :                71%-80% możliwych do zdobycia punktówdobry +:              81%-90% możliwych do zdobycia punktów bardzo dobry  :   &gt;90%  możliwych do zdobycia punktów; Zaliczenie – kolokwium końcowe z Laboratoriów</w:t>
+              <w:t>kolokwium końcowe; rezultaty gry strategicznej; raport z wykonanego zadania</w:t>
             </w:r>
           </w:p>
         </w:tc>
@@ -6442,7 +6414,7 @@
                 <w:i w:val="0"/>
                 <w:sz w:val="22"/>
               </w:rPr>
-              <w:t>burza mózgów; warsztaty; Kryteria oceny; Laboratorium/Projekt; rezultaty gry strategicznej, kolokwium końcowe; Kryteria oceny:niedostateczny: &lt; 50% możliwych do zdobycia punktów dostateczny  :     50%-60% możliwych do zdobycia punktów dostateczny+ :    61%- 70% możliwych do zdobycia punktówdobry :                71%-80% możliwych do zdobycia punktówdobry +:              81%-90% możliwych do zdobycia punktów bardzo dobry  :   &gt;90%  możliwych do zdobycia punktów; Zaliczenie – kolokwium końcowe z Laboratoriów</w:t>
+              <w:t>kolokwium końcowe; rezultaty gry strategicznej; raport z wykonanego zadania</w:t>
             </w:r>
           </w:p>
         </w:tc>
@@ -6500,7 +6472,7 @@
                 <w:i w:val="0"/>
                 <w:sz w:val="22"/>
               </w:rPr>
-              <w:t>burza mózgów; warsztaty; Kryteria oceny; Laboratorium/Projekt; rezultaty gry strategicznej, kolokwium końcowe; Kryteria oceny:niedostateczny: &lt; 50% możliwych do zdobycia punktów dostateczny  :     50%-60% możliwych do zdobycia punktów dostateczny+ :    61%- 70% możliwych do zdobycia punktówdobry :                71%-80% możliwych do zdobycia punktówdobry +:              81%-90% możliwych do zdobycia punktów bardzo dobry  :   &gt;90%  możliwych do zdobycia punktów; Zaliczenie – kolokwium końcowe z Laboratoriów</w:t>
+              <w:t>kolokwium końcowe; rezultaty gry strategicznej; raport z wykonanego zadania</w:t>
             </w:r>
           </w:p>
         </w:tc>
@@ -6558,7 +6530,7 @@
                 <w:i w:val="0"/>
                 <w:sz w:val="22"/>
               </w:rPr>
-              <w:t>burza mózgów; warsztaty; Kryteria oceny; Laboratorium/Projekt; rezultaty gry strategicznej, kolokwium końcowe; Kryteria oceny:niedostateczny: &lt; 50% możliwych do zdobycia punktów dostateczny  :     50%-60% możliwych do zdobycia punktów dostateczny+ :    61%- 70% możliwych do zdobycia punktówdobry :                71%-80% możliwych do zdobycia punktówdobry +:              81%-90% możliwych do zdobycia punktów bardzo dobry  :   &gt;90%  możliwych do zdobycia punktów; Zaliczenie – kolokwium końcowe z Laboratoriów</w:t>
+              <w:t>kolokwium końcowe; rezultaty gry strategicznej; raport z wykonanego zadania</w:t>
             </w:r>
           </w:p>
         </w:tc>
@@ -6616,7 +6588,7 @@
                 <w:i w:val="0"/>
                 <w:sz w:val="22"/>
               </w:rPr>
-              <w:t>burza mózgów; warsztaty; Kryteria oceny; Laboratorium/Projekt; rezultaty gry strategicznej, kolokwium końcowe; Kryteria oceny:niedostateczny: &lt; 50% możliwych do zdobycia punktów dostateczny  :     50%-60% możliwych do zdobycia punktów dostateczny+ :    61%- 70% możliwych do zdobycia punktówdobry :                71%-80% możliwych do zdobycia punktówdobry +:              81%-90% możliwych do zdobycia punktów bardzo dobry  :   &gt;90%  możliwych do zdobycia punktów; Zaliczenie – kolokwium końcowe z Laboratoriów</w:t>
+              <w:t>kolokwium końcowe; rezultaty gry strategicznej; raport z wykonanego zadania</w:t>
             </w:r>
           </w:p>
         </w:tc>
@@ -6674,7 +6646,7 @@
                 <w:i w:val="0"/>
                 <w:sz w:val="22"/>
               </w:rPr>
-              <w:t>burza mózgów; warsztaty; Kryteria oceny; Laboratorium/Projekt; rezultaty gry strategicznej, kolokwium końcowe; Kryteria oceny:niedostateczny: &lt; 50% możliwych do zdobycia punktów dostateczny  :     50%-60% możliwych do zdobycia punktów dostateczny+ :    61%- 70% możliwych do zdobycia punktówdobry :                71%-80% możliwych do zdobycia punktówdobry +:              81%-90% możliwych do zdobycia punktów bardzo dobry  :   &gt;90%  możliwych do zdobycia punktów; Zaliczenie – kolokwium końcowe z Laboratoriów</w:t>
+              <w:t>kolokwium końcowe; rezultaty gry strategicznej; raport z wykonanego zadania</w:t>
             </w:r>
           </w:p>
         </w:tc>
@@ -6732,7 +6704,7 @@
                 <w:i w:val="0"/>
                 <w:sz w:val="22"/>
               </w:rPr>
-              <w:t>burza mózgów; warsztaty; Kryteria oceny; Laboratorium/Projekt; rezultaty gry strategicznej, kolokwium końcowe; Kryteria oceny:niedostateczny: &lt; 50% możliwych do zdobycia punktów dostateczny  :     50%-60% możliwych do zdobycia punktów dostateczny+ :    61%- 70% możliwych do zdobycia punktówdobry :                71%-80% możliwych do zdobycia punktówdobry +:              81%-90% możliwych do zdobycia punktów bardzo dobry  :   &gt;90%  możliwych do zdobycia punktów; Zaliczenie – kolokwium końcowe z Laboratoriów</w:t>
+              <w:t>kolokwium końcowe; rezultaty gry strategicznej; raport z wykonanego zadania</w:t>
             </w:r>
           </w:p>
         </w:tc>
@@ -6790,7 +6762,7 @@
                 <w:i w:val="0"/>
                 <w:sz w:val="22"/>
               </w:rPr>
-              <w:t>burza mózgów; warsztaty; Kryteria oceny; Laboratorium/Projekt; rezultaty gry strategicznej, kolokwium końcowe; Kryteria oceny:niedostateczny: &lt; 50% możliwych do zdobycia punktów dostateczny  :     50%-60% możliwych do zdobycia punktów dostateczny+ :    61%- 70% możliwych do zdobycia punktówdobry :                71%-80% możliwych do zdobycia punktówdobry +:              81%-90% możliwych do zdobycia punktów bardzo dobry  :   &gt;90%  możliwych do zdobycia punktów; Zaliczenie – kolokwium końcowe z Laboratoriów</w:t>
+              <w:t>kolokwium końcowe; rezultaty gry strategicznej; raport z wykonanego zadania</w:t>
             </w:r>
           </w:p>
         </w:tc>
@@ -6848,7 +6820,7 @@
                 <w:i w:val="0"/>
                 <w:sz w:val="22"/>
               </w:rPr>
-              <w:t>burza mózgów; warsztaty; Kryteria oceny; Laboratorium/Projekt; rezultaty gry strategicznej, kolokwium końcowe; Kryteria oceny:niedostateczny: &lt; 50% możliwych do zdobycia punktów dostateczny  :     50%-60% możliwych do zdobycia punktów dostateczny+ :    61%- 70% możliwych do zdobycia punktówdobry :                71%-80% możliwych do zdobycia punktówdobry +:              81%-90% możliwych do zdobycia punktów bardzo dobry  :   &gt;90%  możliwych do zdobycia punktów; Zaliczenie – kolokwium końcowe z Laboratoriów</w:t>
+              <w:t>kolokwium końcowe; rezultaty gry strategicznej; raport z wykonanego zadania</w:t>
             </w:r>
           </w:p>
         </w:tc>
@@ -6906,7 +6878,7 @@
                 <w:i w:val="0"/>
                 <w:sz w:val="22"/>
               </w:rPr>
-              <w:t>burza mózgów; warsztaty; Kryteria oceny; Laboratorium/Projekt; rezultaty gry strategicznej, kolokwium końcowe; Kryteria oceny:niedostateczny: &lt; 50% możliwych do zdobycia punktów dostateczny  :     50%-60% możliwych do zdobycia punktów dostateczny+ :    61%- 70% możliwych do zdobycia punktówdobry :                71%-80% możliwych do zdobycia punktówdobry +:              81%-90% możliwych do zdobycia punktów bardzo dobry  :   &gt;90%  możliwych do zdobycia punktów; Zaliczenie – kolokwium końcowe z Laboratoriów</w:t>
+              <w:t>kolokwium końcowe; rezultaty gry strategicznej; raport z wykonanego zadania</w:t>
             </w:r>
           </w:p>
         </w:tc>
@@ -6964,7 +6936,7 @@
                 <w:i w:val="0"/>
                 <w:sz w:val="22"/>
               </w:rPr>
-              <w:t>burza mózgów; warsztaty; Kryteria oceny; Laboratorium/Projekt; rezultaty gry strategicznej, kolokwium końcowe; Kryteria oceny:niedostateczny: &lt; 50% możliwych do zdobycia punktów dostateczny  :     50%-60% możliwych do zdobycia punktów dostateczny+ :    61%- 70% możliwych do zdobycia punktówdobry :                71%-80% możliwych do zdobycia punktówdobry +:              81%-90% możliwych do zdobycia punktów bardzo dobry  :   &gt;90%  możliwych do zdobycia punktów; Zaliczenie – kolokwium końcowe z Laboratoriów</w:t>
+              <w:t>kolokwium końcowe; rezultaty gry strategicznej; raport z wykonanego zadania</w:t>
             </w:r>
           </w:p>
         </w:tc>
@@ -7022,7 +6994,7 @@
                 <w:i w:val="0"/>
                 <w:sz w:val="22"/>
               </w:rPr>
-              <w:t>burza mózgów; warsztaty; Kryteria oceny; Laboratorium/Projekt; rezultaty gry strategicznej, kolokwium końcowe; Kryteria oceny:niedostateczny: &lt; 50% możliwych do zdobycia punktów dostateczny  :     50%-60% możliwych do zdobycia punktów dostateczny+ :    61%- 70% możliwych do zdobycia punktówdobry :                71%-80% możliwych do zdobycia punktówdobry +:              81%-90% możliwych do zdobycia punktów bardzo dobry  :   &gt;90%  możliwych do zdobycia punktów; Zaliczenie – kolokwium końcowe z Laboratoriów</w:t>
+              <w:t>kolokwium końcowe; rezultaty gry strategicznej; raport z wykonanego zadania</w:t>
             </w:r>
           </w:p>
         </w:tc>
@@ -7080,7 +7052,7 @@
                 <w:i w:val="0"/>
                 <w:sz w:val="22"/>
               </w:rPr>
-              <w:t>burza mózgów; warsztaty; Kryteria oceny; Laboratorium/Projekt; rezultaty gry strategicznej, kolokwium końcowe; Kryteria oceny:niedostateczny: &lt; 50% możliwych do zdobycia punktów dostateczny  :     50%-60% możliwych do zdobycia punktów dostateczny+ :    61%- 70% możliwych do zdobycia punktówdobry :                71%-80% możliwych do zdobycia punktówdobry +:              81%-90% możliwych do zdobycia punktów bardzo dobry  :   &gt;90%  możliwych do zdobycia punktów; Zaliczenie – kolokwium końcowe z Laboratoriów</w:t>
+              <w:t>kolokwium końcowe; rezultaty gry strategicznej; raport z wykonanego zadania</w:t>
             </w:r>
           </w:p>
         </w:tc>

--- a/public/assets/files/niestacjonarne/AIC.docx
+++ b/public/assets/files/niestacjonarne/AIC.docx
@@ -3709,7 +3709,6 @@
                 <w:i w:val="0"/>
                 <w:sz w:val="22"/>
               </w:rPr>
-              <w:t>kolokwium końcowe; rezultaty gry strategicznej; raport z wykonanego zadania</w:t>
             </w:r>
           </w:p>
         </w:tc>
@@ -3730,6 +3729,7 @@
                 <w:i w:val="0"/>
                 <w:sz w:val="22"/>
               </w:rPr>
+              <w:t>K_W23</w:t>
             </w:r>
           </w:p>
         </w:tc>
@@ -3767,7 +3767,6 @@
                 <w:i w:val="0"/>
                 <w:sz w:val="22"/>
               </w:rPr>
-              <w:t>kolokwium końcowe; rezultaty gry strategicznej; raport z wykonanego zadania</w:t>
             </w:r>
           </w:p>
         </w:tc>
@@ -3931,7 +3930,7 @@
                 <w:i w:val="0"/>
                 <w:sz w:val="22"/>
               </w:rPr>
-              <w:t>kolokwium końcowe; rezultaty gry strategicznej; raport z wykonanego zadania</w:t>
+              <w:t>kolokwium końcowe, rezultaty gry strategicznej, raport z wykonanego zadania</w:t>
             </w:r>
           </w:p>
         </w:tc>
@@ -3952,6 +3951,7 @@
                 <w:i w:val="0"/>
                 <w:sz w:val="22"/>
               </w:rPr>
+              <w:t>K_U30</w:t>
             </w:r>
           </w:p>
         </w:tc>
@@ -3989,7 +3989,7 @@
                 <w:i w:val="0"/>
                 <w:sz w:val="22"/>
               </w:rPr>
-              <w:t>kolokwium końcowe; rezultaty gry strategicznej; raport z wykonanego zadania</w:t>
+              <w:t>kolokwium końcowe, rezultaty gry strategicznej, raport z wykonanego zadania</w:t>
             </w:r>
           </w:p>
         </w:tc>
@@ -4115,6 +4115,7 @@
                 <w:i w:val="0"/>
                 <w:sz w:val="22"/>
               </w:rPr>
+              <w:t>K_K04</w:t>
             </w:r>
           </w:p>
         </w:tc>
@@ -4133,7 +4134,7 @@
                 <w:i w:val="0"/>
                 <w:sz w:val="22"/>
               </w:rPr>
-              <w:t>S</w:t>
+              <w:t>Student jest gotów do pracy zespołowej w dziale SOC</w:t>
             </w:r>
           </w:p>
         </w:tc>
@@ -4152,2907 +4153,7 @@
                 <w:i w:val="0"/>
                 <w:sz w:val="22"/>
               </w:rPr>
-              <w:t>kolokwium końcowe; rezultaty gry strategicznej; raport z wykonanego zadania</w:t>
-            </w:r>
-          </w:p>
-        </w:tc>
-      </w:tr>
-      <w:tr>
-        <w:tc>
-          <w:tcPr>
-            <w:tcW w:type="dxa" w:w="3324"/>
-          </w:tcPr>
-          <w:p>
-            <w:pPr>
-              <w:spacing w:before="20" w:after="20"/>
-            </w:pPr>
-            <w:r>
-              <w:rPr>
-                <w:rFonts w:ascii="Aptos" w:hAnsi="Aptos"/>
-                <w:b w:val="0"/>
-                <w:i w:val="0"/>
-                <w:sz w:val="22"/>
-              </w:rPr>
-            </w:r>
-          </w:p>
-        </w:tc>
-        <w:tc>
-          <w:tcPr>
-            <w:tcW w:type="dxa" w:w="3324"/>
-          </w:tcPr>
-          <w:p>
-            <w:pPr>
-              <w:spacing w:before="20" w:after="20"/>
-            </w:pPr>
-            <w:r>
-              <w:rPr>
-                <w:rFonts w:ascii="Aptos" w:hAnsi="Aptos"/>
-                <w:b w:val="0"/>
-                <w:i w:val="0"/>
-                <w:sz w:val="22"/>
-              </w:rPr>
-              <w:t>t</w:t>
-            </w:r>
-          </w:p>
-        </w:tc>
-        <w:tc>
-          <w:tcPr>
-            <w:tcW w:type="dxa" w:w="3324"/>
-          </w:tcPr>
-          <w:p>
-            <w:pPr>
-              <w:spacing w:before="20" w:after="20"/>
-            </w:pPr>
-            <w:r>
-              <w:rPr>
-                <w:rFonts w:ascii="Aptos" w:hAnsi="Aptos"/>
-                <w:b w:val="0"/>
-                <w:i w:val="0"/>
-                <w:sz w:val="22"/>
-              </w:rPr>
-              <w:t>kolokwium końcowe; rezultaty gry strategicznej; raport z wykonanego zadania</w:t>
-            </w:r>
-          </w:p>
-        </w:tc>
-      </w:tr>
-      <w:tr>
-        <w:tc>
-          <w:tcPr>
-            <w:tcW w:type="dxa" w:w="3324"/>
-          </w:tcPr>
-          <w:p>
-            <w:pPr>
-              <w:spacing w:before="20" w:after="20"/>
-            </w:pPr>
-            <w:r>
-              <w:rPr>
-                <w:rFonts w:ascii="Aptos" w:hAnsi="Aptos"/>
-                <w:b w:val="0"/>
-                <w:i w:val="0"/>
-                <w:sz w:val="22"/>
-              </w:rPr>
-            </w:r>
-          </w:p>
-        </w:tc>
-        <w:tc>
-          <w:tcPr>
-            <w:tcW w:type="dxa" w:w="3324"/>
-          </w:tcPr>
-          <w:p>
-            <w:pPr>
-              <w:spacing w:before="20" w:after="20"/>
-            </w:pPr>
-            <w:r>
-              <w:rPr>
-                <w:rFonts w:ascii="Aptos" w:hAnsi="Aptos"/>
-                <w:b w:val="0"/>
-                <w:i w:val="0"/>
-                <w:sz w:val="22"/>
-              </w:rPr>
-              <w:t>u</w:t>
-            </w:r>
-          </w:p>
-        </w:tc>
-        <w:tc>
-          <w:tcPr>
-            <w:tcW w:type="dxa" w:w="3324"/>
-          </w:tcPr>
-          <w:p>
-            <w:pPr>
-              <w:spacing w:before="20" w:after="20"/>
-            </w:pPr>
-            <w:r>
-              <w:rPr>
-                <w:rFonts w:ascii="Aptos" w:hAnsi="Aptos"/>
-                <w:b w:val="0"/>
-                <w:i w:val="0"/>
-                <w:sz w:val="22"/>
-              </w:rPr>
-              <w:t>kolokwium końcowe; rezultaty gry strategicznej; raport z wykonanego zadania</w:t>
-            </w:r>
-          </w:p>
-        </w:tc>
-      </w:tr>
-      <w:tr>
-        <w:tc>
-          <w:tcPr>
-            <w:tcW w:type="dxa" w:w="3324"/>
-          </w:tcPr>
-          <w:p>
-            <w:pPr>
-              <w:spacing w:before="20" w:after="20"/>
-            </w:pPr>
-            <w:r>
-              <w:rPr>
-                <w:rFonts w:ascii="Aptos" w:hAnsi="Aptos"/>
-                <w:b w:val="0"/>
-                <w:i w:val="0"/>
-                <w:sz w:val="22"/>
-              </w:rPr>
-            </w:r>
-          </w:p>
-        </w:tc>
-        <w:tc>
-          <w:tcPr>
-            <w:tcW w:type="dxa" w:w="3324"/>
-          </w:tcPr>
-          <w:p>
-            <w:pPr>
-              <w:spacing w:before="20" w:after="20"/>
-            </w:pPr>
-            <w:r>
-              <w:rPr>
-                <w:rFonts w:ascii="Aptos" w:hAnsi="Aptos"/>
-                <w:b w:val="0"/>
-                <w:i w:val="0"/>
-                <w:sz w:val="22"/>
-              </w:rPr>
-              <w:t>d</w:t>
-            </w:r>
-          </w:p>
-        </w:tc>
-        <w:tc>
-          <w:tcPr>
-            <w:tcW w:type="dxa" w:w="3324"/>
-          </w:tcPr>
-          <w:p>
-            <w:pPr>
-              <w:spacing w:before="20" w:after="20"/>
-            </w:pPr>
-            <w:r>
-              <w:rPr>
-                <w:rFonts w:ascii="Aptos" w:hAnsi="Aptos"/>
-                <w:b w:val="0"/>
-                <w:i w:val="0"/>
-                <w:sz w:val="22"/>
-              </w:rPr>
-              <w:t>kolokwium końcowe; rezultaty gry strategicznej; raport z wykonanego zadania</w:t>
-            </w:r>
-          </w:p>
-        </w:tc>
-      </w:tr>
-      <w:tr>
-        <w:tc>
-          <w:tcPr>
-            <w:tcW w:type="dxa" w:w="3324"/>
-          </w:tcPr>
-          <w:p>
-            <w:pPr>
-              <w:spacing w:before="20" w:after="20"/>
-            </w:pPr>
-            <w:r>
-              <w:rPr>
-                <w:rFonts w:ascii="Aptos" w:hAnsi="Aptos"/>
-                <w:b w:val="0"/>
-                <w:i w:val="0"/>
-                <w:sz w:val="22"/>
-              </w:rPr>
-            </w:r>
-          </w:p>
-        </w:tc>
-        <w:tc>
-          <w:tcPr>
-            <w:tcW w:type="dxa" w:w="3324"/>
-          </w:tcPr>
-          <w:p>
-            <w:pPr>
-              <w:spacing w:before="20" w:after="20"/>
-            </w:pPr>
-            <w:r>
-              <w:rPr>
-                <w:rFonts w:ascii="Aptos" w:hAnsi="Aptos"/>
-                <w:b w:val="0"/>
-                <w:i w:val="0"/>
-                <w:sz w:val="22"/>
-              </w:rPr>
-              <w:t>e</w:t>
-            </w:r>
-          </w:p>
-        </w:tc>
-        <w:tc>
-          <w:tcPr>
-            <w:tcW w:type="dxa" w:w="3324"/>
-          </w:tcPr>
-          <w:p>
-            <w:pPr>
-              <w:spacing w:before="20" w:after="20"/>
-            </w:pPr>
-            <w:r>
-              <w:rPr>
-                <w:rFonts w:ascii="Aptos" w:hAnsi="Aptos"/>
-                <w:b w:val="0"/>
-                <w:i w:val="0"/>
-                <w:sz w:val="22"/>
-              </w:rPr>
-              <w:t>kolokwium końcowe; rezultaty gry strategicznej; raport z wykonanego zadania</w:t>
-            </w:r>
-          </w:p>
-        </w:tc>
-      </w:tr>
-      <w:tr>
-        <w:tc>
-          <w:tcPr>
-            <w:tcW w:type="dxa" w:w="3324"/>
-          </w:tcPr>
-          <w:p>
-            <w:pPr>
-              <w:spacing w:before="20" w:after="20"/>
-            </w:pPr>
-            <w:r>
-              <w:rPr>
-                <w:rFonts w:ascii="Aptos" w:hAnsi="Aptos"/>
-                <w:b w:val="0"/>
-                <w:i w:val="0"/>
-                <w:sz w:val="22"/>
-              </w:rPr>
-            </w:r>
-          </w:p>
-        </w:tc>
-        <w:tc>
-          <w:tcPr>
-            <w:tcW w:type="dxa" w:w="3324"/>
-          </w:tcPr>
-          <w:p>
-            <w:pPr>
-              <w:spacing w:before="20" w:after="20"/>
-            </w:pPr>
-            <w:r>
-              <w:rPr>
-                <w:rFonts w:ascii="Aptos" w:hAnsi="Aptos"/>
-                <w:b w:val="0"/>
-                <w:i w:val="0"/>
-                <w:sz w:val="22"/>
-              </w:rPr>
-              <w:t>n</w:t>
-            </w:r>
-          </w:p>
-        </w:tc>
-        <w:tc>
-          <w:tcPr>
-            <w:tcW w:type="dxa" w:w="3324"/>
-          </w:tcPr>
-          <w:p>
-            <w:pPr>
-              <w:spacing w:before="20" w:after="20"/>
-            </w:pPr>
-            <w:r>
-              <w:rPr>
-                <w:rFonts w:ascii="Aptos" w:hAnsi="Aptos"/>
-                <w:b w:val="0"/>
-                <w:i w:val="0"/>
-                <w:sz w:val="22"/>
-              </w:rPr>
-              <w:t>kolokwium końcowe; rezultaty gry strategicznej; raport z wykonanego zadania</w:t>
-            </w:r>
-          </w:p>
-        </w:tc>
-      </w:tr>
-      <w:tr>
-        <w:tc>
-          <w:tcPr>
-            <w:tcW w:type="dxa" w:w="3324"/>
-          </w:tcPr>
-          <w:p>
-            <w:pPr>
-              <w:spacing w:before="20" w:after="20"/>
-            </w:pPr>
-            <w:r>
-              <w:rPr>
-                <w:rFonts w:ascii="Aptos" w:hAnsi="Aptos"/>
-                <w:b w:val="0"/>
-                <w:i w:val="0"/>
-                <w:sz w:val="22"/>
-              </w:rPr>
-            </w:r>
-          </w:p>
-        </w:tc>
-        <w:tc>
-          <w:tcPr>
-            <w:tcW w:type="dxa" w:w="3324"/>
-          </w:tcPr>
-          <w:p>
-            <w:pPr>
-              <w:spacing w:before="20" w:after="20"/>
-            </w:pPr>
-            <w:r>
-              <w:rPr>
-                <w:rFonts w:ascii="Aptos" w:hAnsi="Aptos"/>
-                <w:b w:val="0"/>
-                <w:i w:val="0"/>
-                <w:sz w:val="22"/>
-              </w:rPr>
-              <w:t>t</w:t>
-            </w:r>
-          </w:p>
-        </w:tc>
-        <w:tc>
-          <w:tcPr>
-            <w:tcW w:type="dxa" w:w="3324"/>
-          </w:tcPr>
-          <w:p>
-            <w:pPr>
-              <w:spacing w:before="20" w:after="20"/>
-            </w:pPr>
-            <w:r>
-              <w:rPr>
-                <w:rFonts w:ascii="Aptos" w:hAnsi="Aptos"/>
-                <w:b w:val="0"/>
-                <w:i w:val="0"/>
-                <w:sz w:val="22"/>
-              </w:rPr>
-              <w:t>kolokwium końcowe; rezultaty gry strategicznej; raport z wykonanego zadania</w:t>
-            </w:r>
-          </w:p>
-        </w:tc>
-      </w:tr>
-      <w:tr>
-        <w:tc>
-          <w:tcPr>
-            <w:tcW w:type="dxa" w:w="3324"/>
-          </w:tcPr>
-          <w:p>
-            <w:pPr>
-              <w:spacing w:before="20" w:after="20"/>
-            </w:pPr>
-            <w:r>
-              <w:rPr>
-                <w:rFonts w:ascii="Aptos" w:hAnsi="Aptos"/>
-                <w:b w:val="0"/>
-                <w:i w:val="0"/>
-                <w:sz w:val="22"/>
-              </w:rPr>
-            </w:r>
-          </w:p>
-        </w:tc>
-        <w:tc>
-          <w:tcPr>
-            <w:tcW w:type="dxa" w:w="3324"/>
-          </w:tcPr>
-          <w:p>
-            <w:pPr>
-              <w:spacing w:before="20" w:after="20"/>
-            </w:pPr>
-            <w:r>
-              <w:rPr>
-                <w:rFonts w:ascii="Aptos" w:hAnsi="Aptos"/>
-                <w:b w:val="0"/>
-                <w:i w:val="0"/>
-                <w:sz w:val="22"/>
-              </w:rPr>
-              <w:t xml:space="preserve"> </w:t>
-            </w:r>
-          </w:p>
-        </w:tc>
-        <w:tc>
-          <w:tcPr>
-            <w:tcW w:type="dxa" w:w="3324"/>
-          </w:tcPr>
-          <w:p>
-            <w:pPr>
-              <w:spacing w:before="20" w:after="20"/>
-            </w:pPr>
-            <w:r>
-              <w:rPr>
-                <w:rFonts w:ascii="Aptos" w:hAnsi="Aptos"/>
-                <w:b w:val="0"/>
-                <w:i w:val="0"/>
-                <w:sz w:val="22"/>
-              </w:rPr>
-              <w:t>kolokwium końcowe; rezultaty gry strategicznej; raport z wykonanego zadania</w:t>
-            </w:r>
-          </w:p>
-        </w:tc>
-      </w:tr>
-      <w:tr>
-        <w:tc>
-          <w:tcPr>
-            <w:tcW w:type="dxa" w:w="3324"/>
-          </w:tcPr>
-          <w:p>
-            <w:pPr>
-              <w:spacing w:before="20" w:after="20"/>
-            </w:pPr>
-            <w:r>
-              <w:rPr>
-                <w:rFonts w:ascii="Aptos" w:hAnsi="Aptos"/>
-                <w:b w:val="0"/>
-                <w:i w:val="0"/>
-                <w:sz w:val="22"/>
-              </w:rPr>
-            </w:r>
-          </w:p>
-        </w:tc>
-        <w:tc>
-          <w:tcPr>
-            <w:tcW w:type="dxa" w:w="3324"/>
-          </w:tcPr>
-          <w:p>
-            <w:pPr>
-              <w:spacing w:before="20" w:after="20"/>
-            </w:pPr>
-            <w:r>
-              <w:rPr>
-                <w:rFonts w:ascii="Aptos" w:hAnsi="Aptos"/>
-                <w:b w:val="0"/>
-                <w:i w:val="0"/>
-                <w:sz w:val="22"/>
-              </w:rPr>
-              <w:t>j</w:t>
-            </w:r>
-          </w:p>
-        </w:tc>
-        <w:tc>
-          <w:tcPr>
-            <w:tcW w:type="dxa" w:w="3324"/>
-          </w:tcPr>
-          <w:p>
-            <w:pPr>
-              <w:spacing w:before="20" w:after="20"/>
-            </w:pPr>
-            <w:r>
-              <w:rPr>
-                <w:rFonts w:ascii="Aptos" w:hAnsi="Aptos"/>
-                <w:b w:val="0"/>
-                <w:i w:val="0"/>
-                <w:sz w:val="22"/>
-              </w:rPr>
-              <w:t>kolokwium końcowe; rezultaty gry strategicznej; raport z wykonanego zadania</w:t>
-            </w:r>
-          </w:p>
-        </w:tc>
-      </w:tr>
-      <w:tr>
-        <w:tc>
-          <w:tcPr>
-            <w:tcW w:type="dxa" w:w="3324"/>
-          </w:tcPr>
-          <w:p>
-            <w:pPr>
-              <w:spacing w:before="20" w:after="20"/>
-            </w:pPr>
-            <w:r>
-              <w:rPr>
-                <w:rFonts w:ascii="Aptos" w:hAnsi="Aptos"/>
-                <w:b w:val="0"/>
-                <w:i w:val="0"/>
-                <w:sz w:val="22"/>
-              </w:rPr>
-            </w:r>
-          </w:p>
-        </w:tc>
-        <w:tc>
-          <w:tcPr>
-            <w:tcW w:type="dxa" w:w="3324"/>
-          </w:tcPr>
-          <w:p>
-            <w:pPr>
-              <w:spacing w:before="20" w:after="20"/>
-            </w:pPr>
-            <w:r>
-              <w:rPr>
-                <w:rFonts w:ascii="Aptos" w:hAnsi="Aptos"/>
-                <w:b w:val="0"/>
-                <w:i w:val="0"/>
-                <w:sz w:val="22"/>
-              </w:rPr>
-              <w:t>e</w:t>
-            </w:r>
-          </w:p>
-        </w:tc>
-        <w:tc>
-          <w:tcPr>
-            <w:tcW w:type="dxa" w:w="3324"/>
-          </w:tcPr>
-          <w:p>
-            <w:pPr>
-              <w:spacing w:before="20" w:after="20"/>
-            </w:pPr>
-            <w:r>
-              <w:rPr>
-                <w:rFonts w:ascii="Aptos" w:hAnsi="Aptos"/>
-                <w:b w:val="0"/>
-                <w:i w:val="0"/>
-                <w:sz w:val="22"/>
-              </w:rPr>
-              <w:t>kolokwium końcowe; rezultaty gry strategicznej; raport z wykonanego zadania</w:t>
-            </w:r>
-          </w:p>
-        </w:tc>
-      </w:tr>
-      <w:tr>
-        <w:tc>
-          <w:tcPr>
-            <w:tcW w:type="dxa" w:w="3324"/>
-          </w:tcPr>
-          <w:p>
-            <w:pPr>
-              <w:spacing w:before="20" w:after="20"/>
-            </w:pPr>
-            <w:r>
-              <w:rPr>
-                <w:rFonts w:ascii="Aptos" w:hAnsi="Aptos"/>
-                <w:b w:val="0"/>
-                <w:i w:val="0"/>
-                <w:sz w:val="22"/>
-              </w:rPr>
-            </w:r>
-          </w:p>
-        </w:tc>
-        <w:tc>
-          <w:tcPr>
-            <w:tcW w:type="dxa" w:w="3324"/>
-          </w:tcPr>
-          <w:p>
-            <w:pPr>
-              <w:spacing w:before="20" w:after="20"/>
-            </w:pPr>
-            <w:r>
-              <w:rPr>
-                <w:rFonts w:ascii="Aptos" w:hAnsi="Aptos"/>
-                <w:b w:val="0"/>
-                <w:i w:val="0"/>
-                <w:sz w:val="22"/>
-              </w:rPr>
-              <w:t>s</w:t>
-            </w:r>
-          </w:p>
-        </w:tc>
-        <w:tc>
-          <w:tcPr>
-            <w:tcW w:type="dxa" w:w="3324"/>
-          </w:tcPr>
-          <w:p>
-            <w:pPr>
-              <w:spacing w:before="20" w:after="20"/>
-            </w:pPr>
-            <w:r>
-              <w:rPr>
-                <w:rFonts w:ascii="Aptos" w:hAnsi="Aptos"/>
-                <w:b w:val="0"/>
-                <w:i w:val="0"/>
-                <w:sz w:val="22"/>
-              </w:rPr>
-              <w:t>kolokwium końcowe; rezultaty gry strategicznej; raport z wykonanego zadania</w:t>
-            </w:r>
-          </w:p>
-        </w:tc>
-      </w:tr>
-      <w:tr>
-        <w:tc>
-          <w:tcPr>
-            <w:tcW w:type="dxa" w:w="3324"/>
-          </w:tcPr>
-          <w:p>
-            <w:pPr>
-              <w:spacing w:before="20" w:after="20"/>
-            </w:pPr>
-            <w:r>
-              <w:rPr>
-                <w:rFonts w:ascii="Aptos" w:hAnsi="Aptos"/>
-                <w:b w:val="0"/>
-                <w:i w:val="0"/>
-                <w:sz w:val="22"/>
-              </w:rPr>
-            </w:r>
-          </w:p>
-        </w:tc>
-        <w:tc>
-          <w:tcPr>
-            <w:tcW w:type="dxa" w:w="3324"/>
-          </w:tcPr>
-          <w:p>
-            <w:pPr>
-              <w:spacing w:before="20" w:after="20"/>
-            </w:pPr>
-            <w:r>
-              <w:rPr>
-                <w:rFonts w:ascii="Aptos" w:hAnsi="Aptos"/>
-                <w:b w:val="0"/>
-                <w:i w:val="0"/>
-                <w:sz w:val="22"/>
-              </w:rPr>
-              <w:t>t</w:t>
-            </w:r>
-          </w:p>
-        </w:tc>
-        <w:tc>
-          <w:tcPr>
-            <w:tcW w:type="dxa" w:w="3324"/>
-          </w:tcPr>
-          <w:p>
-            <w:pPr>
-              <w:spacing w:before="20" w:after="20"/>
-            </w:pPr>
-            <w:r>
-              <w:rPr>
-                <w:rFonts w:ascii="Aptos" w:hAnsi="Aptos"/>
-                <w:b w:val="0"/>
-                <w:i w:val="0"/>
-                <w:sz w:val="22"/>
-              </w:rPr>
-              <w:t>kolokwium końcowe; rezultaty gry strategicznej; raport z wykonanego zadania</w:t>
-            </w:r>
-          </w:p>
-        </w:tc>
-      </w:tr>
-      <w:tr>
-        <w:tc>
-          <w:tcPr>
-            <w:tcW w:type="dxa" w:w="3324"/>
-          </w:tcPr>
-          <w:p>
-            <w:pPr>
-              <w:spacing w:before="20" w:after="20"/>
-            </w:pPr>
-            <w:r>
-              <w:rPr>
-                <w:rFonts w:ascii="Aptos" w:hAnsi="Aptos"/>
-                <w:b w:val="0"/>
-                <w:i w:val="0"/>
-                <w:sz w:val="22"/>
-              </w:rPr>
-            </w:r>
-          </w:p>
-        </w:tc>
-        <w:tc>
-          <w:tcPr>
-            <w:tcW w:type="dxa" w:w="3324"/>
-          </w:tcPr>
-          <w:p>
-            <w:pPr>
-              <w:spacing w:before="20" w:after="20"/>
-            </w:pPr>
-            <w:r>
-              <w:rPr>
-                <w:rFonts w:ascii="Aptos" w:hAnsi="Aptos"/>
-                <w:b w:val="0"/>
-                <w:i w:val="0"/>
-                <w:sz w:val="22"/>
-              </w:rPr>
-              <w:t xml:space="preserve"> </w:t>
-            </w:r>
-          </w:p>
-        </w:tc>
-        <w:tc>
-          <w:tcPr>
-            <w:tcW w:type="dxa" w:w="3324"/>
-          </w:tcPr>
-          <w:p>
-            <w:pPr>
-              <w:spacing w:before="20" w:after="20"/>
-            </w:pPr>
-            <w:r>
-              <w:rPr>
-                <w:rFonts w:ascii="Aptos" w:hAnsi="Aptos"/>
-                <w:b w:val="0"/>
-                <w:i w:val="0"/>
-                <w:sz w:val="22"/>
-              </w:rPr>
-              <w:t>kolokwium końcowe; rezultaty gry strategicznej; raport z wykonanego zadania</w:t>
-            </w:r>
-          </w:p>
-        </w:tc>
-      </w:tr>
-      <w:tr>
-        <w:tc>
-          <w:tcPr>
-            <w:tcW w:type="dxa" w:w="3324"/>
-          </w:tcPr>
-          <w:p>
-            <w:pPr>
-              <w:spacing w:before="20" w:after="20"/>
-            </w:pPr>
-            <w:r>
-              <w:rPr>
-                <w:rFonts w:ascii="Aptos" w:hAnsi="Aptos"/>
-                <w:b w:val="0"/>
-                <w:i w:val="0"/>
-                <w:sz w:val="22"/>
-              </w:rPr>
-            </w:r>
-          </w:p>
-        </w:tc>
-        <w:tc>
-          <w:tcPr>
-            <w:tcW w:type="dxa" w:w="3324"/>
-          </w:tcPr>
-          <w:p>
-            <w:pPr>
-              <w:spacing w:before="20" w:after="20"/>
-            </w:pPr>
-            <w:r>
-              <w:rPr>
-                <w:rFonts w:ascii="Aptos" w:hAnsi="Aptos"/>
-                <w:b w:val="0"/>
-                <w:i w:val="0"/>
-                <w:sz w:val="22"/>
-              </w:rPr>
-              <w:t>g</w:t>
-            </w:r>
-          </w:p>
-        </w:tc>
-        <w:tc>
-          <w:tcPr>
-            <w:tcW w:type="dxa" w:w="3324"/>
-          </w:tcPr>
-          <w:p>
-            <w:pPr>
-              <w:spacing w:before="20" w:after="20"/>
-            </w:pPr>
-            <w:r>
-              <w:rPr>
-                <w:rFonts w:ascii="Aptos" w:hAnsi="Aptos"/>
-                <w:b w:val="0"/>
-                <w:i w:val="0"/>
-                <w:sz w:val="22"/>
-              </w:rPr>
-              <w:t>kolokwium końcowe; rezultaty gry strategicznej; raport z wykonanego zadania</w:t>
-            </w:r>
-          </w:p>
-        </w:tc>
-      </w:tr>
-      <w:tr>
-        <w:tc>
-          <w:tcPr>
-            <w:tcW w:type="dxa" w:w="3324"/>
-          </w:tcPr>
-          <w:p>
-            <w:pPr>
-              <w:spacing w:before="20" w:after="20"/>
-            </w:pPr>
-            <w:r>
-              <w:rPr>
-                <w:rFonts w:ascii="Aptos" w:hAnsi="Aptos"/>
-                <w:b w:val="0"/>
-                <w:i w:val="0"/>
-                <w:sz w:val="22"/>
-              </w:rPr>
-            </w:r>
-          </w:p>
-        </w:tc>
-        <w:tc>
-          <w:tcPr>
-            <w:tcW w:type="dxa" w:w="3324"/>
-          </w:tcPr>
-          <w:p>
-            <w:pPr>
-              <w:spacing w:before="20" w:after="20"/>
-            </w:pPr>
-            <w:r>
-              <w:rPr>
-                <w:rFonts w:ascii="Aptos" w:hAnsi="Aptos"/>
-                <w:b w:val="0"/>
-                <w:i w:val="0"/>
-                <w:sz w:val="22"/>
-              </w:rPr>
-              <w:t>o</w:t>
-            </w:r>
-          </w:p>
-        </w:tc>
-        <w:tc>
-          <w:tcPr>
-            <w:tcW w:type="dxa" w:w="3324"/>
-          </w:tcPr>
-          <w:p>
-            <w:pPr>
-              <w:spacing w:before="20" w:after="20"/>
-            </w:pPr>
-            <w:r>
-              <w:rPr>
-                <w:rFonts w:ascii="Aptos" w:hAnsi="Aptos"/>
-                <w:b w:val="0"/>
-                <w:i w:val="0"/>
-                <w:sz w:val="22"/>
-              </w:rPr>
-              <w:t>kolokwium końcowe; rezultaty gry strategicznej; raport z wykonanego zadania</w:t>
-            </w:r>
-          </w:p>
-        </w:tc>
-      </w:tr>
-      <w:tr>
-        <w:tc>
-          <w:tcPr>
-            <w:tcW w:type="dxa" w:w="3324"/>
-          </w:tcPr>
-          <w:p>
-            <w:pPr>
-              <w:spacing w:before="20" w:after="20"/>
-            </w:pPr>
-            <w:r>
-              <w:rPr>
-                <w:rFonts w:ascii="Aptos" w:hAnsi="Aptos"/>
-                <w:b w:val="0"/>
-                <w:i w:val="0"/>
-                <w:sz w:val="22"/>
-              </w:rPr>
-            </w:r>
-          </w:p>
-        </w:tc>
-        <w:tc>
-          <w:tcPr>
-            <w:tcW w:type="dxa" w:w="3324"/>
-          </w:tcPr>
-          <w:p>
-            <w:pPr>
-              <w:spacing w:before="20" w:after="20"/>
-            </w:pPr>
-            <w:r>
-              <w:rPr>
-                <w:rFonts w:ascii="Aptos" w:hAnsi="Aptos"/>
-                <w:b w:val="0"/>
-                <w:i w:val="0"/>
-                <w:sz w:val="22"/>
-              </w:rPr>
-              <w:t>t</w:t>
-            </w:r>
-          </w:p>
-        </w:tc>
-        <w:tc>
-          <w:tcPr>
-            <w:tcW w:type="dxa" w:w="3324"/>
-          </w:tcPr>
-          <w:p>
-            <w:pPr>
-              <w:spacing w:before="20" w:after="20"/>
-            </w:pPr>
-            <w:r>
-              <w:rPr>
-                <w:rFonts w:ascii="Aptos" w:hAnsi="Aptos"/>
-                <w:b w:val="0"/>
-                <w:i w:val="0"/>
-                <w:sz w:val="22"/>
-              </w:rPr>
-              <w:t>kolokwium końcowe; rezultaty gry strategicznej; raport z wykonanego zadania</w:t>
-            </w:r>
-          </w:p>
-        </w:tc>
-      </w:tr>
-      <w:tr>
-        <w:tc>
-          <w:tcPr>
-            <w:tcW w:type="dxa" w:w="3324"/>
-          </w:tcPr>
-          <w:p>
-            <w:pPr>
-              <w:spacing w:before="20" w:after="20"/>
-            </w:pPr>
-            <w:r>
-              <w:rPr>
-                <w:rFonts w:ascii="Aptos" w:hAnsi="Aptos"/>
-                <w:b w:val="0"/>
-                <w:i w:val="0"/>
-                <w:sz w:val="22"/>
-              </w:rPr>
-            </w:r>
-          </w:p>
-        </w:tc>
-        <w:tc>
-          <w:tcPr>
-            <w:tcW w:type="dxa" w:w="3324"/>
-          </w:tcPr>
-          <w:p>
-            <w:pPr>
-              <w:spacing w:before="20" w:after="20"/>
-            </w:pPr>
-            <w:r>
-              <w:rPr>
-                <w:rFonts w:ascii="Aptos" w:hAnsi="Aptos"/>
-                <w:b w:val="0"/>
-                <w:i w:val="0"/>
-                <w:sz w:val="22"/>
-              </w:rPr>
-              <w:t>ó</w:t>
-            </w:r>
-          </w:p>
-        </w:tc>
-        <w:tc>
-          <w:tcPr>
-            <w:tcW w:type="dxa" w:w="3324"/>
-          </w:tcPr>
-          <w:p>
-            <w:pPr>
-              <w:spacing w:before="20" w:after="20"/>
-            </w:pPr>
-            <w:r>
-              <w:rPr>
-                <w:rFonts w:ascii="Aptos" w:hAnsi="Aptos"/>
-                <w:b w:val="0"/>
-                <w:i w:val="0"/>
-                <w:sz w:val="22"/>
-              </w:rPr>
-              <w:t>kolokwium końcowe; rezultaty gry strategicznej; raport z wykonanego zadania</w:t>
-            </w:r>
-          </w:p>
-        </w:tc>
-      </w:tr>
-      <w:tr>
-        <w:tc>
-          <w:tcPr>
-            <w:tcW w:type="dxa" w:w="3324"/>
-          </w:tcPr>
-          <w:p>
-            <w:pPr>
-              <w:spacing w:before="20" w:after="20"/>
-            </w:pPr>
-            <w:r>
-              <w:rPr>
-                <w:rFonts w:ascii="Aptos" w:hAnsi="Aptos"/>
-                <w:b w:val="0"/>
-                <w:i w:val="0"/>
-                <w:sz w:val="22"/>
-              </w:rPr>
-            </w:r>
-          </w:p>
-        </w:tc>
-        <w:tc>
-          <w:tcPr>
-            <w:tcW w:type="dxa" w:w="3324"/>
-          </w:tcPr>
-          <w:p>
-            <w:pPr>
-              <w:spacing w:before="20" w:after="20"/>
-            </w:pPr>
-            <w:r>
-              <w:rPr>
-                <w:rFonts w:ascii="Aptos" w:hAnsi="Aptos"/>
-                <w:b w:val="0"/>
-                <w:i w:val="0"/>
-                <w:sz w:val="22"/>
-              </w:rPr>
-              <w:t>w</w:t>
-            </w:r>
-          </w:p>
-        </w:tc>
-        <w:tc>
-          <w:tcPr>
-            <w:tcW w:type="dxa" w:w="3324"/>
-          </w:tcPr>
-          <w:p>
-            <w:pPr>
-              <w:spacing w:before="20" w:after="20"/>
-            </w:pPr>
-            <w:r>
-              <w:rPr>
-                <w:rFonts w:ascii="Aptos" w:hAnsi="Aptos"/>
-                <w:b w:val="0"/>
-                <w:i w:val="0"/>
-                <w:sz w:val="22"/>
-              </w:rPr>
-              <w:t>kolokwium końcowe; rezultaty gry strategicznej; raport z wykonanego zadania</w:t>
-            </w:r>
-          </w:p>
-        </w:tc>
-      </w:tr>
-      <w:tr>
-        <w:tc>
-          <w:tcPr>
-            <w:tcW w:type="dxa" w:w="3324"/>
-          </w:tcPr>
-          <w:p>
-            <w:pPr>
-              <w:spacing w:before="20" w:after="20"/>
-            </w:pPr>
-            <w:r>
-              <w:rPr>
-                <w:rFonts w:ascii="Aptos" w:hAnsi="Aptos"/>
-                <w:b w:val="0"/>
-                <w:i w:val="0"/>
-                <w:sz w:val="22"/>
-              </w:rPr>
-            </w:r>
-          </w:p>
-        </w:tc>
-        <w:tc>
-          <w:tcPr>
-            <w:tcW w:type="dxa" w:w="3324"/>
-          </w:tcPr>
-          <w:p>
-            <w:pPr>
-              <w:spacing w:before="20" w:after="20"/>
-            </w:pPr>
-            <w:r>
-              <w:rPr>
-                <w:rFonts w:ascii="Aptos" w:hAnsi="Aptos"/>
-                <w:b w:val="0"/>
-                <w:i w:val="0"/>
-                <w:sz w:val="22"/>
-              </w:rPr>
-              <w:t xml:space="preserve"> </w:t>
-            </w:r>
-          </w:p>
-        </w:tc>
-        <w:tc>
-          <w:tcPr>
-            <w:tcW w:type="dxa" w:w="3324"/>
-          </w:tcPr>
-          <w:p>
-            <w:pPr>
-              <w:spacing w:before="20" w:after="20"/>
-            </w:pPr>
-            <w:r>
-              <w:rPr>
-                <w:rFonts w:ascii="Aptos" w:hAnsi="Aptos"/>
-                <w:b w:val="0"/>
-                <w:i w:val="0"/>
-                <w:sz w:val="22"/>
-              </w:rPr>
-              <w:t>kolokwium końcowe; rezultaty gry strategicznej; raport z wykonanego zadania</w:t>
-            </w:r>
-          </w:p>
-        </w:tc>
-      </w:tr>
-      <w:tr>
-        <w:tc>
-          <w:tcPr>
-            <w:tcW w:type="dxa" w:w="3324"/>
-          </w:tcPr>
-          <w:p>
-            <w:pPr>
-              <w:spacing w:before="20" w:after="20"/>
-            </w:pPr>
-            <w:r>
-              <w:rPr>
-                <w:rFonts w:ascii="Aptos" w:hAnsi="Aptos"/>
-                <w:b w:val="0"/>
-                <w:i w:val="0"/>
-                <w:sz w:val="22"/>
-              </w:rPr>
-            </w:r>
-          </w:p>
-        </w:tc>
-        <w:tc>
-          <w:tcPr>
-            <w:tcW w:type="dxa" w:w="3324"/>
-          </w:tcPr>
-          <w:p>
-            <w:pPr>
-              <w:spacing w:before="20" w:after="20"/>
-            </w:pPr>
-            <w:r>
-              <w:rPr>
-                <w:rFonts w:ascii="Aptos" w:hAnsi="Aptos"/>
-                <w:b w:val="0"/>
-                <w:i w:val="0"/>
-                <w:sz w:val="22"/>
-              </w:rPr>
-              <w:t>d</w:t>
-            </w:r>
-          </w:p>
-        </w:tc>
-        <w:tc>
-          <w:tcPr>
-            <w:tcW w:type="dxa" w:w="3324"/>
-          </w:tcPr>
-          <w:p>
-            <w:pPr>
-              <w:spacing w:before="20" w:after="20"/>
-            </w:pPr>
-            <w:r>
-              <w:rPr>
-                <w:rFonts w:ascii="Aptos" w:hAnsi="Aptos"/>
-                <w:b w:val="0"/>
-                <w:i w:val="0"/>
-                <w:sz w:val="22"/>
-              </w:rPr>
-              <w:t>kolokwium końcowe; rezultaty gry strategicznej; raport z wykonanego zadania</w:t>
-            </w:r>
-          </w:p>
-        </w:tc>
-      </w:tr>
-      <w:tr>
-        <w:tc>
-          <w:tcPr>
-            <w:tcW w:type="dxa" w:w="3324"/>
-          </w:tcPr>
-          <w:p>
-            <w:pPr>
-              <w:spacing w:before="20" w:after="20"/>
-            </w:pPr>
-            <w:r>
-              <w:rPr>
-                <w:rFonts w:ascii="Aptos" w:hAnsi="Aptos"/>
-                <w:b w:val="0"/>
-                <w:i w:val="0"/>
-                <w:sz w:val="22"/>
-              </w:rPr>
-            </w:r>
-          </w:p>
-        </w:tc>
-        <w:tc>
-          <w:tcPr>
-            <w:tcW w:type="dxa" w:w="3324"/>
-          </w:tcPr>
-          <w:p>
-            <w:pPr>
-              <w:spacing w:before="20" w:after="20"/>
-            </w:pPr>
-            <w:r>
-              <w:rPr>
-                <w:rFonts w:ascii="Aptos" w:hAnsi="Aptos"/>
-                <w:b w:val="0"/>
-                <w:i w:val="0"/>
-                <w:sz w:val="22"/>
-              </w:rPr>
-              <w:t>o</w:t>
-            </w:r>
-          </w:p>
-        </w:tc>
-        <w:tc>
-          <w:tcPr>
-            <w:tcW w:type="dxa" w:w="3324"/>
-          </w:tcPr>
-          <w:p>
-            <w:pPr>
-              <w:spacing w:before="20" w:after="20"/>
-            </w:pPr>
-            <w:r>
-              <w:rPr>
-                <w:rFonts w:ascii="Aptos" w:hAnsi="Aptos"/>
-                <w:b w:val="0"/>
-                <w:i w:val="0"/>
-                <w:sz w:val="22"/>
-              </w:rPr>
-              <w:t>kolokwium końcowe; rezultaty gry strategicznej; raport z wykonanego zadania</w:t>
-            </w:r>
-          </w:p>
-        </w:tc>
-      </w:tr>
-      <w:tr>
-        <w:tc>
-          <w:tcPr>
-            <w:tcW w:type="dxa" w:w="3324"/>
-          </w:tcPr>
-          <w:p>
-            <w:pPr>
-              <w:spacing w:before="20" w:after="20"/>
-            </w:pPr>
-            <w:r>
-              <w:rPr>
-                <w:rFonts w:ascii="Aptos" w:hAnsi="Aptos"/>
-                <w:b w:val="0"/>
-                <w:i w:val="0"/>
-                <w:sz w:val="22"/>
-              </w:rPr>
-            </w:r>
-          </w:p>
-        </w:tc>
-        <w:tc>
-          <w:tcPr>
-            <w:tcW w:type="dxa" w:w="3324"/>
-          </w:tcPr>
-          <w:p>
-            <w:pPr>
-              <w:spacing w:before="20" w:after="20"/>
-            </w:pPr>
-            <w:r>
-              <w:rPr>
-                <w:rFonts w:ascii="Aptos" w:hAnsi="Aptos"/>
-                <w:b w:val="0"/>
-                <w:i w:val="0"/>
-                <w:sz w:val="22"/>
-              </w:rPr>
-              <w:t xml:space="preserve"> </w:t>
-            </w:r>
-          </w:p>
-        </w:tc>
-        <w:tc>
-          <w:tcPr>
-            <w:tcW w:type="dxa" w:w="3324"/>
-          </w:tcPr>
-          <w:p>
-            <w:pPr>
-              <w:spacing w:before="20" w:after="20"/>
-            </w:pPr>
-            <w:r>
-              <w:rPr>
-                <w:rFonts w:ascii="Aptos" w:hAnsi="Aptos"/>
-                <w:b w:val="0"/>
-                <w:i w:val="0"/>
-                <w:sz w:val="22"/>
-              </w:rPr>
-              <w:t>kolokwium końcowe; rezultaty gry strategicznej; raport z wykonanego zadania</w:t>
-            </w:r>
-          </w:p>
-        </w:tc>
-      </w:tr>
-      <w:tr>
-        <w:tc>
-          <w:tcPr>
-            <w:tcW w:type="dxa" w:w="3324"/>
-          </w:tcPr>
-          <w:p>
-            <w:pPr>
-              <w:spacing w:before="20" w:after="20"/>
-            </w:pPr>
-            <w:r>
-              <w:rPr>
-                <w:rFonts w:ascii="Aptos" w:hAnsi="Aptos"/>
-                <w:b w:val="0"/>
-                <w:i w:val="0"/>
-                <w:sz w:val="22"/>
-              </w:rPr>
-            </w:r>
-          </w:p>
-        </w:tc>
-        <w:tc>
-          <w:tcPr>
-            <w:tcW w:type="dxa" w:w="3324"/>
-          </w:tcPr>
-          <w:p>
-            <w:pPr>
-              <w:spacing w:before="20" w:after="20"/>
-            </w:pPr>
-            <w:r>
-              <w:rPr>
-                <w:rFonts w:ascii="Aptos" w:hAnsi="Aptos"/>
-                <w:b w:val="0"/>
-                <w:i w:val="0"/>
-                <w:sz w:val="22"/>
-              </w:rPr>
-              <w:t>p</w:t>
-            </w:r>
-          </w:p>
-        </w:tc>
-        <w:tc>
-          <w:tcPr>
-            <w:tcW w:type="dxa" w:w="3324"/>
-          </w:tcPr>
-          <w:p>
-            <w:pPr>
-              <w:spacing w:before="20" w:after="20"/>
-            </w:pPr>
-            <w:r>
-              <w:rPr>
-                <w:rFonts w:ascii="Aptos" w:hAnsi="Aptos"/>
-                <w:b w:val="0"/>
-                <w:i w:val="0"/>
-                <w:sz w:val="22"/>
-              </w:rPr>
-              <w:t>kolokwium końcowe; rezultaty gry strategicznej; raport z wykonanego zadania</w:t>
-            </w:r>
-          </w:p>
-        </w:tc>
-      </w:tr>
-      <w:tr>
-        <w:tc>
-          <w:tcPr>
-            <w:tcW w:type="dxa" w:w="3324"/>
-          </w:tcPr>
-          <w:p>
-            <w:pPr>
-              <w:spacing w:before="20" w:after="20"/>
-            </w:pPr>
-            <w:r>
-              <w:rPr>
-                <w:rFonts w:ascii="Aptos" w:hAnsi="Aptos"/>
-                <w:b w:val="0"/>
-                <w:i w:val="0"/>
-                <w:sz w:val="22"/>
-              </w:rPr>
-            </w:r>
-          </w:p>
-        </w:tc>
-        <w:tc>
-          <w:tcPr>
-            <w:tcW w:type="dxa" w:w="3324"/>
-          </w:tcPr>
-          <w:p>
-            <w:pPr>
-              <w:spacing w:before="20" w:after="20"/>
-            </w:pPr>
-            <w:r>
-              <w:rPr>
-                <w:rFonts w:ascii="Aptos" w:hAnsi="Aptos"/>
-                <w:b w:val="0"/>
-                <w:i w:val="0"/>
-                <w:sz w:val="22"/>
-              </w:rPr>
-              <w:t>r</w:t>
-            </w:r>
-          </w:p>
-        </w:tc>
-        <w:tc>
-          <w:tcPr>
-            <w:tcW w:type="dxa" w:w="3324"/>
-          </w:tcPr>
-          <w:p>
-            <w:pPr>
-              <w:spacing w:before="20" w:after="20"/>
-            </w:pPr>
-            <w:r>
-              <w:rPr>
-                <w:rFonts w:ascii="Aptos" w:hAnsi="Aptos"/>
-                <w:b w:val="0"/>
-                <w:i w:val="0"/>
-                <w:sz w:val="22"/>
-              </w:rPr>
-              <w:t>kolokwium końcowe; rezultaty gry strategicznej; raport z wykonanego zadania</w:t>
-            </w:r>
-          </w:p>
-        </w:tc>
-      </w:tr>
-      <w:tr>
-        <w:tc>
-          <w:tcPr>
-            <w:tcW w:type="dxa" w:w="3324"/>
-          </w:tcPr>
-          <w:p>
-            <w:pPr>
-              <w:spacing w:before="20" w:after="20"/>
-            </w:pPr>
-            <w:r>
-              <w:rPr>
-                <w:rFonts w:ascii="Aptos" w:hAnsi="Aptos"/>
-                <w:b w:val="0"/>
-                <w:i w:val="0"/>
-                <w:sz w:val="22"/>
-              </w:rPr>
-            </w:r>
-          </w:p>
-        </w:tc>
-        <w:tc>
-          <w:tcPr>
-            <w:tcW w:type="dxa" w:w="3324"/>
-          </w:tcPr>
-          <w:p>
-            <w:pPr>
-              <w:spacing w:before="20" w:after="20"/>
-            </w:pPr>
-            <w:r>
-              <w:rPr>
-                <w:rFonts w:ascii="Aptos" w:hAnsi="Aptos"/>
-                <w:b w:val="0"/>
-                <w:i w:val="0"/>
-                <w:sz w:val="22"/>
-              </w:rPr>
-              <w:t>a</w:t>
-            </w:r>
-          </w:p>
-        </w:tc>
-        <w:tc>
-          <w:tcPr>
-            <w:tcW w:type="dxa" w:w="3324"/>
-          </w:tcPr>
-          <w:p>
-            <w:pPr>
-              <w:spacing w:before="20" w:after="20"/>
-            </w:pPr>
-            <w:r>
-              <w:rPr>
-                <w:rFonts w:ascii="Aptos" w:hAnsi="Aptos"/>
-                <w:b w:val="0"/>
-                <w:i w:val="0"/>
-                <w:sz w:val="22"/>
-              </w:rPr>
-              <w:t>kolokwium końcowe; rezultaty gry strategicznej; raport z wykonanego zadania</w:t>
-            </w:r>
-          </w:p>
-        </w:tc>
-      </w:tr>
-      <w:tr>
-        <w:tc>
-          <w:tcPr>
-            <w:tcW w:type="dxa" w:w="3324"/>
-          </w:tcPr>
-          <w:p>
-            <w:pPr>
-              <w:spacing w:before="20" w:after="20"/>
-            </w:pPr>
-            <w:r>
-              <w:rPr>
-                <w:rFonts w:ascii="Aptos" w:hAnsi="Aptos"/>
-                <w:b w:val="0"/>
-                <w:i w:val="0"/>
-                <w:sz w:val="22"/>
-              </w:rPr>
-            </w:r>
-          </w:p>
-        </w:tc>
-        <w:tc>
-          <w:tcPr>
-            <w:tcW w:type="dxa" w:w="3324"/>
-          </w:tcPr>
-          <w:p>
-            <w:pPr>
-              <w:spacing w:before="20" w:after="20"/>
-            </w:pPr>
-            <w:r>
-              <w:rPr>
-                <w:rFonts w:ascii="Aptos" w:hAnsi="Aptos"/>
-                <w:b w:val="0"/>
-                <w:i w:val="0"/>
-                <w:sz w:val="22"/>
-              </w:rPr>
-              <w:t>c</w:t>
-            </w:r>
-          </w:p>
-        </w:tc>
-        <w:tc>
-          <w:tcPr>
-            <w:tcW w:type="dxa" w:w="3324"/>
-          </w:tcPr>
-          <w:p>
-            <w:pPr>
-              <w:spacing w:before="20" w:after="20"/>
-            </w:pPr>
-            <w:r>
-              <w:rPr>
-                <w:rFonts w:ascii="Aptos" w:hAnsi="Aptos"/>
-                <w:b w:val="0"/>
-                <w:i w:val="0"/>
-                <w:sz w:val="22"/>
-              </w:rPr>
-              <w:t>kolokwium końcowe; rezultaty gry strategicznej; raport z wykonanego zadania</w:t>
-            </w:r>
-          </w:p>
-        </w:tc>
-      </w:tr>
-      <w:tr>
-        <w:tc>
-          <w:tcPr>
-            <w:tcW w:type="dxa" w:w="3324"/>
-          </w:tcPr>
-          <w:p>
-            <w:pPr>
-              <w:spacing w:before="20" w:after="20"/>
-            </w:pPr>
-            <w:r>
-              <w:rPr>
-                <w:rFonts w:ascii="Aptos" w:hAnsi="Aptos"/>
-                <w:b w:val="0"/>
-                <w:i w:val="0"/>
-                <w:sz w:val="22"/>
-              </w:rPr>
-            </w:r>
-          </w:p>
-        </w:tc>
-        <w:tc>
-          <w:tcPr>
-            <w:tcW w:type="dxa" w:w="3324"/>
-          </w:tcPr>
-          <w:p>
-            <w:pPr>
-              <w:spacing w:before="20" w:after="20"/>
-            </w:pPr>
-            <w:r>
-              <w:rPr>
-                <w:rFonts w:ascii="Aptos" w:hAnsi="Aptos"/>
-                <w:b w:val="0"/>
-                <w:i w:val="0"/>
-                <w:sz w:val="22"/>
-              </w:rPr>
-              <w:t>y</w:t>
-            </w:r>
-          </w:p>
-        </w:tc>
-        <w:tc>
-          <w:tcPr>
-            <w:tcW w:type="dxa" w:w="3324"/>
-          </w:tcPr>
-          <w:p>
-            <w:pPr>
-              <w:spacing w:before="20" w:after="20"/>
-            </w:pPr>
-            <w:r>
-              <w:rPr>
-                <w:rFonts w:ascii="Aptos" w:hAnsi="Aptos"/>
-                <w:b w:val="0"/>
-                <w:i w:val="0"/>
-                <w:sz w:val="22"/>
-              </w:rPr>
-              <w:t>kolokwium końcowe; rezultaty gry strategicznej; raport z wykonanego zadania</w:t>
-            </w:r>
-          </w:p>
-        </w:tc>
-      </w:tr>
-      <w:tr>
-        <w:tc>
-          <w:tcPr>
-            <w:tcW w:type="dxa" w:w="3324"/>
-          </w:tcPr>
-          <w:p>
-            <w:pPr>
-              <w:spacing w:before="20" w:after="20"/>
-            </w:pPr>
-            <w:r>
-              <w:rPr>
-                <w:rFonts w:ascii="Aptos" w:hAnsi="Aptos"/>
-                <w:b w:val="0"/>
-                <w:i w:val="0"/>
-                <w:sz w:val="22"/>
-              </w:rPr>
-            </w:r>
-          </w:p>
-        </w:tc>
-        <w:tc>
-          <w:tcPr>
-            <w:tcW w:type="dxa" w:w="3324"/>
-          </w:tcPr>
-          <w:p>
-            <w:pPr>
-              <w:spacing w:before="20" w:after="20"/>
-            </w:pPr>
-            <w:r>
-              <w:rPr>
-                <w:rFonts w:ascii="Aptos" w:hAnsi="Aptos"/>
-                <w:b w:val="0"/>
-                <w:i w:val="0"/>
-                <w:sz w:val="22"/>
-              </w:rPr>
-              <w:t xml:space="preserve"> </w:t>
-            </w:r>
-          </w:p>
-        </w:tc>
-        <w:tc>
-          <w:tcPr>
-            <w:tcW w:type="dxa" w:w="3324"/>
-          </w:tcPr>
-          <w:p>
-            <w:pPr>
-              <w:spacing w:before="20" w:after="20"/>
-            </w:pPr>
-            <w:r>
-              <w:rPr>
-                <w:rFonts w:ascii="Aptos" w:hAnsi="Aptos"/>
-                <w:b w:val="0"/>
-                <w:i w:val="0"/>
-                <w:sz w:val="22"/>
-              </w:rPr>
-              <w:t>kolokwium końcowe; rezultaty gry strategicznej; raport z wykonanego zadania</w:t>
-            </w:r>
-          </w:p>
-        </w:tc>
-      </w:tr>
-      <w:tr>
-        <w:tc>
-          <w:tcPr>
-            <w:tcW w:type="dxa" w:w="3324"/>
-          </w:tcPr>
-          <w:p>
-            <w:pPr>
-              <w:spacing w:before="20" w:after="20"/>
-            </w:pPr>
-            <w:r>
-              <w:rPr>
-                <w:rFonts w:ascii="Aptos" w:hAnsi="Aptos"/>
-                <w:b w:val="0"/>
-                <w:i w:val="0"/>
-                <w:sz w:val="22"/>
-              </w:rPr>
-            </w:r>
-          </w:p>
-        </w:tc>
-        <w:tc>
-          <w:tcPr>
-            <w:tcW w:type="dxa" w:w="3324"/>
-          </w:tcPr>
-          <w:p>
-            <w:pPr>
-              <w:spacing w:before="20" w:after="20"/>
-            </w:pPr>
-            <w:r>
-              <w:rPr>
-                <w:rFonts w:ascii="Aptos" w:hAnsi="Aptos"/>
-                <w:b w:val="0"/>
-                <w:i w:val="0"/>
-                <w:sz w:val="22"/>
-              </w:rPr>
-              <w:t>z</w:t>
-            </w:r>
-          </w:p>
-        </w:tc>
-        <w:tc>
-          <w:tcPr>
-            <w:tcW w:type="dxa" w:w="3324"/>
-          </w:tcPr>
-          <w:p>
-            <w:pPr>
-              <w:spacing w:before="20" w:after="20"/>
-            </w:pPr>
-            <w:r>
-              <w:rPr>
-                <w:rFonts w:ascii="Aptos" w:hAnsi="Aptos"/>
-                <w:b w:val="0"/>
-                <w:i w:val="0"/>
-                <w:sz w:val="22"/>
-              </w:rPr>
-              <w:t>kolokwium końcowe; rezultaty gry strategicznej; raport z wykonanego zadania</w:t>
-            </w:r>
-          </w:p>
-        </w:tc>
-      </w:tr>
-      <w:tr>
-        <w:tc>
-          <w:tcPr>
-            <w:tcW w:type="dxa" w:w="3324"/>
-          </w:tcPr>
-          <w:p>
-            <w:pPr>
-              <w:spacing w:before="20" w:after="20"/>
-            </w:pPr>
-            <w:r>
-              <w:rPr>
-                <w:rFonts w:ascii="Aptos" w:hAnsi="Aptos"/>
-                <w:b w:val="0"/>
-                <w:i w:val="0"/>
-                <w:sz w:val="22"/>
-              </w:rPr>
-            </w:r>
-          </w:p>
-        </w:tc>
-        <w:tc>
-          <w:tcPr>
-            <w:tcW w:type="dxa" w:w="3324"/>
-          </w:tcPr>
-          <w:p>
-            <w:pPr>
-              <w:spacing w:before="20" w:after="20"/>
-            </w:pPr>
-            <w:r>
-              <w:rPr>
-                <w:rFonts w:ascii="Aptos" w:hAnsi="Aptos"/>
-                <w:b w:val="0"/>
-                <w:i w:val="0"/>
-                <w:sz w:val="22"/>
-              </w:rPr>
-              <w:t>e</w:t>
-            </w:r>
-          </w:p>
-        </w:tc>
-        <w:tc>
-          <w:tcPr>
-            <w:tcW w:type="dxa" w:w="3324"/>
-          </w:tcPr>
-          <w:p>
-            <w:pPr>
-              <w:spacing w:before="20" w:after="20"/>
-            </w:pPr>
-            <w:r>
-              <w:rPr>
-                <w:rFonts w:ascii="Aptos" w:hAnsi="Aptos"/>
-                <w:b w:val="0"/>
-                <w:i w:val="0"/>
-                <w:sz w:val="22"/>
-              </w:rPr>
-              <w:t>kolokwium końcowe; rezultaty gry strategicznej; raport z wykonanego zadania</w:t>
-            </w:r>
-          </w:p>
-        </w:tc>
-      </w:tr>
-      <w:tr>
-        <w:tc>
-          <w:tcPr>
-            <w:tcW w:type="dxa" w:w="3324"/>
-          </w:tcPr>
-          <w:p>
-            <w:pPr>
-              <w:spacing w:before="20" w:after="20"/>
-            </w:pPr>
-            <w:r>
-              <w:rPr>
-                <w:rFonts w:ascii="Aptos" w:hAnsi="Aptos"/>
-                <w:b w:val="0"/>
-                <w:i w:val="0"/>
-                <w:sz w:val="22"/>
-              </w:rPr>
-            </w:r>
-          </w:p>
-        </w:tc>
-        <w:tc>
-          <w:tcPr>
-            <w:tcW w:type="dxa" w:w="3324"/>
-          </w:tcPr>
-          <w:p>
-            <w:pPr>
-              <w:spacing w:before="20" w:after="20"/>
-            </w:pPr>
-            <w:r>
-              <w:rPr>
-                <w:rFonts w:ascii="Aptos" w:hAnsi="Aptos"/>
-                <w:b w:val="0"/>
-                <w:i w:val="0"/>
-                <w:sz w:val="22"/>
-              </w:rPr>
-              <w:t>s</w:t>
-            </w:r>
-          </w:p>
-        </w:tc>
-        <w:tc>
-          <w:tcPr>
-            <w:tcW w:type="dxa" w:w="3324"/>
-          </w:tcPr>
-          <w:p>
-            <w:pPr>
-              <w:spacing w:before="20" w:after="20"/>
-            </w:pPr>
-            <w:r>
-              <w:rPr>
-                <w:rFonts w:ascii="Aptos" w:hAnsi="Aptos"/>
-                <w:b w:val="0"/>
-                <w:i w:val="0"/>
-                <w:sz w:val="22"/>
-              </w:rPr>
-              <w:t>kolokwium końcowe; rezultaty gry strategicznej; raport z wykonanego zadania</w:t>
-            </w:r>
-          </w:p>
-        </w:tc>
-      </w:tr>
-      <w:tr>
-        <w:tc>
-          <w:tcPr>
-            <w:tcW w:type="dxa" w:w="3324"/>
-          </w:tcPr>
-          <w:p>
-            <w:pPr>
-              <w:spacing w:before="20" w:after="20"/>
-            </w:pPr>
-            <w:r>
-              <w:rPr>
-                <w:rFonts w:ascii="Aptos" w:hAnsi="Aptos"/>
-                <w:b w:val="0"/>
-                <w:i w:val="0"/>
-                <w:sz w:val="22"/>
-              </w:rPr>
-            </w:r>
-          </w:p>
-        </w:tc>
-        <w:tc>
-          <w:tcPr>
-            <w:tcW w:type="dxa" w:w="3324"/>
-          </w:tcPr>
-          <w:p>
-            <w:pPr>
-              <w:spacing w:before="20" w:after="20"/>
-            </w:pPr>
-            <w:r>
-              <w:rPr>
-                <w:rFonts w:ascii="Aptos" w:hAnsi="Aptos"/>
-                <w:b w:val="0"/>
-                <w:i w:val="0"/>
-                <w:sz w:val="22"/>
-              </w:rPr>
-              <w:t>p</w:t>
-            </w:r>
-          </w:p>
-        </w:tc>
-        <w:tc>
-          <w:tcPr>
-            <w:tcW w:type="dxa" w:w="3324"/>
-          </w:tcPr>
-          <w:p>
-            <w:pPr>
-              <w:spacing w:before="20" w:after="20"/>
-            </w:pPr>
-            <w:r>
-              <w:rPr>
-                <w:rFonts w:ascii="Aptos" w:hAnsi="Aptos"/>
-                <w:b w:val="0"/>
-                <w:i w:val="0"/>
-                <w:sz w:val="22"/>
-              </w:rPr>
-              <w:t>kolokwium końcowe; rezultaty gry strategicznej; raport z wykonanego zadania</w:t>
-            </w:r>
-          </w:p>
-        </w:tc>
-      </w:tr>
-      <w:tr>
-        <w:tc>
-          <w:tcPr>
-            <w:tcW w:type="dxa" w:w="3324"/>
-          </w:tcPr>
-          <w:p>
-            <w:pPr>
-              <w:spacing w:before="20" w:after="20"/>
-            </w:pPr>
-            <w:r>
-              <w:rPr>
-                <w:rFonts w:ascii="Aptos" w:hAnsi="Aptos"/>
-                <w:b w:val="0"/>
-                <w:i w:val="0"/>
-                <w:sz w:val="22"/>
-              </w:rPr>
-            </w:r>
-          </w:p>
-        </w:tc>
-        <w:tc>
-          <w:tcPr>
-            <w:tcW w:type="dxa" w:w="3324"/>
-          </w:tcPr>
-          <w:p>
-            <w:pPr>
-              <w:spacing w:before="20" w:after="20"/>
-            </w:pPr>
-            <w:r>
-              <w:rPr>
-                <w:rFonts w:ascii="Aptos" w:hAnsi="Aptos"/>
-                <w:b w:val="0"/>
-                <w:i w:val="0"/>
-                <w:sz w:val="22"/>
-              </w:rPr>
-              <w:t>o</w:t>
-            </w:r>
-          </w:p>
-        </w:tc>
-        <w:tc>
-          <w:tcPr>
-            <w:tcW w:type="dxa" w:w="3324"/>
-          </w:tcPr>
-          <w:p>
-            <w:pPr>
-              <w:spacing w:before="20" w:after="20"/>
-            </w:pPr>
-            <w:r>
-              <w:rPr>
-                <w:rFonts w:ascii="Aptos" w:hAnsi="Aptos"/>
-                <w:b w:val="0"/>
-                <w:i w:val="0"/>
-                <w:sz w:val="22"/>
-              </w:rPr>
-              <w:t>kolokwium końcowe; rezultaty gry strategicznej; raport z wykonanego zadania</w:t>
-            </w:r>
-          </w:p>
-        </w:tc>
-      </w:tr>
-      <w:tr>
-        <w:tc>
-          <w:tcPr>
-            <w:tcW w:type="dxa" w:w="3324"/>
-          </w:tcPr>
-          <w:p>
-            <w:pPr>
-              <w:spacing w:before="20" w:after="20"/>
-            </w:pPr>
-            <w:r>
-              <w:rPr>
-                <w:rFonts w:ascii="Aptos" w:hAnsi="Aptos"/>
-                <w:b w:val="0"/>
-                <w:i w:val="0"/>
-                <w:sz w:val="22"/>
-              </w:rPr>
-            </w:r>
-          </w:p>
-        </w:tc>
-        <w:tc>
-          <w:tcPr>
-            <w:tcW w:type="dxa" w:w="3324"/>
-          </w:tcPr>
-          <w:p>
-            <w:pPr>
-              <w:spacing w:before="20" w:after="20"/>
-            </w:pPr>
-            <w:r>
-              <w:rPr>
-                <w:rFonts w:ascii="Aptos" w:hAnsi="Aptos"/>
-                <w:b w:val="0"/>
-                <w:i w:val="0"/>
-                <w:sz w:val="22"/>
-              </w:rPr>
-              <w:t>ł</w:t>
-            </w:r>
-          </w:p>
-        </w:tc>
-        <w:tc>
-          <w:tcPr>
-            <w:tcW w:type="dxa" w:w="3324"/>
-          </w:tcPr>
-          <w:p>
-            <w:pPr>
-              <w:spacing w:before="20" w:after="20"/>
-            </w:pPr>
-            <w:r>
-              <w:rPr>
-                <w:rFonts w:ascii="Aptos" w:hAnsi="Aptos"/>
-                <w:b w:val="0"/>
-                <w:i w:val="0"/>
-                <w:sz w:val="22"/>
-              </w:rPr>
-              <w:t>kolokwium końcowe; rezultaty gry strategicznej; raport z wykonanego zadania</w:t>
-            </w:r>
-          </w:p>
-        </w:tc>
-      </w:tr>
-      <w:tr>
-        <w:tc>
-          <w:tcPr>
-            <w:tcW w:type="dxa" w:w="3324"/>
-          </w:tcPr>
-          <w:p>
-            <w:pPr>
-              <w:spacing w:before="20" w:after="20"/>
-            </w:pPr>
-            <w:r>
-              <w:rPr>
-                <w:rFonts w:ascii="Aptos" w:hAnsi="Aptos"/>
-                <w:b w:val="0"/>
-                <w:i w:val="0"/>
-                <w:sz w:val="22"/>
-              </w:rPr>
-            </w:r>
-          </w:p>
-        </w:tc>
-        <w:tc>
-          <w:tcPr>
-            <w:tcW w:type="dxa" w:w="3324"/>
-          </w:tcPr>
-          <w:p>
-            <w:pPr>
-              <w:spacing w:before="20" w:after="20"/>
-            </w:pPr>
-            <w:r>
-              <w:rPr>
-                <w:rFonts w:ascii="Aptos" w:hAnsi="Aptos"/>
-                <w:b w:val="0"/>
-                <w:i w:val="0"/>
-                <w:sz w:val="22"/>
-              </w:rPr>
-              <w:t>o</w:t>
-            </w:r>
-          </w:p>
-        </w:tc>
-        <w:tc>
-          <w:tcPr>
-            <w:tcW w:type="dxa" w:w="3324"/>
-          </w:tcPr>
-          <w:p>
-            <w:pPr>
-              <w:spacing w:before="20" w:after="20"/>
-            </w:pPr>
-            <w:r>
-              <w:rPr>
-                <w:rFonts w:ascii="Aptos" w:hAnsi="Aptos"/>
-                <w:b w:val="0"/>
-                <w:i w:val="0"/>
-                <w:sz w:val="22"/>
-              </w:rPr>
-              <w:t>kolokwium końcowe; rezultaty gry strategicznej; raport z wykonanego zadania</w:t>
-            </w:r>
-          </w:p>
-        </w:tc>
-      </w:tr>
-      <w:tr>
-        <w:tc>
-          <w:tcPr>
-            <w:tcW w:type="dxa" w:w="3324"/>
-          </w:tcPr>
-          <w:p>
-            <w:pPr>
-              <w:spacing w:before="20" w:after="20"/>
-            </w:pPr>
-            <w:r>
-              <w:rPr>
-                <w:rFonts w:ascii="Aptos" w:hAnsi="Aptos"/>
-                <w:b w:val="0"/>
-                <w:i w:val="0"/>
-                <w:sz w:val="22"/>
-              </w:rPr>
-            </w:r>
-          </w:p>
-        </w:tc>
-        <w:tc>
-          <w:tcPr>
-            <w:tcW w:type="dxa" w:w="3324"/>
-          </w:tcPr>
-          <w:p>
-            <w:pPr>
-              <w:spacing w:before="20" w:after="20"/>
-            </w:pPr>
-            <w:r>
-              <w:rPr>
-                <w:rFonts w:ascii="Aptos" w:hAnsi="Aptos"/>
-                <w:b w:val="0"/>
-                <w:i w:val="0"/>
-                <w:sz w:val="22"/>
-              </w:rPr>
-              <w:t>w</w:t>
-            </w:r>
-          </w:p>
-        </w:tc>
-        <w:tc>
-          <w:tcPr>
-            <w:tcW w:type="dxa" w:w="3324"/>
-          </w:tcPr>
-          <w:p>
-            <w:pPr>
-              <w:spacing w:before="20" w:after="20"/>
-            </w:pPr>
-            <w:r>
-              <w:rPr>
-                <w:rFonts w:ascii="Aptos" w:hAnsi="Aptos"/>
-                <w:b w:val="0"/>
-                <w:i w:val="0"/>
-                <w:sz w:val="22"/>
-              </w:rPr>
-              <w:t>kolokwium końcowe; rezultaty gry strategicznej; raport z wykonanego zadania</w:t>
-            </w:r>
-          </w:p>
-        </w:tc>
-      </w:tr>
-      <w:tr>
-        <w:tc>
-          <w:tcPr>
-            <w:tcW w:type="dxa" w:w="3324"/>
-          </w:tcPr>
-          <w:p>
-            <w:pPr>
-              <w:spacing w:before="20" w:after="20"/>
-            </w:pPr>
-            <w:r>
-              <w:rPr>
-                <w:rFonts w:ascii="Aptos" w:hAnsi="Aptos"/>
-                <w:b w:val="0"/>
-                <w:i w:val="0"/>
-                <w:sz w:val="22"/>
-              </w:rPr>
-            </w:r>
-          </w:p>
-        </w:tc>
-        <w:tc>
-          <w:tcPr>
-            <w:tcW w:type="dxa" w:w="3324"/>
-          </w:tcPr>
-          <w:p>
-            <w:pPr>
-              <w:spacing w:before="20" w:after="20"/>
-            </w:pPr>
-            <w:r>
-              <w:rPr>
-                <w:rFonts w:ascii="Aptos" w:hAnsi="Aptos"/>
-                <w:b w:val="0"/>
-                <w:i w:val="0"/>
-                <w:sz w:val="22"/>
-              </w:rPr>
-              <w:t>e</w:t>
-            </w:r>
-          </w:p>
-        </w:tc>
-        <w:tc>
-          <w:tcPr>
-            <w:tcW w:type="dxa" w:w="3324"/>
-          </w:tcPr>
-          <w:p>
-            <w:pPr>
-              <w:spacing w:before="20" w:after="20"/>
-            </w:pPr>
-            <w:r>
-              <w:rPr>
-                <w:rFonts w:ascii="Aptos" w:hAnsi="Aptos"/>
-                <w:b w:val="0"/>
-                <w:i w:val="0"/>
-                <w:sz w:val="22"/>
-              </w:rPr>
-              <w:t>kolokwium końcowe; rezultaty gry strategicznej; raport z wykonanego zadania</w:t>
-            </w:r>
-          </w:p>
-        </w:tc>
-      </w:tr>
-      <w:tr>
-        <w:tc>
-          <w:tcPr>
-            <w:tcW w:type="dxa" w:w="3324"/>
-          </w:tcPr>
-          <w:p>
-            <w:pPr>
-              <w:spacing w:before="20" w:after="20"/>
-            </w:pPr>
-            <w:r>
-              <w:rPr>
-                <w:rFonts w:ascii="Aptos" w:hAnsi="Aptos"/>
-                <w:b w:val="0"/>
-                <w:i w:val="0"/>
-                <w:sz w:val="22"/>
-              </w:rPr>
-            </w:r>
-          </w:p>
-        </w:tc>
-        <w:tc>
-          <w:tcPr>
-            <w:tcW w:type="dxa" w:w="3324"/>
-          </w:tcPr>
-          <w:p>
-            <w:pPr>
-              <w:spacing w:before="20" w:after="20"/>
-            </w:pPr>
-            <w:r>
-              <w:rPr>
-                <w:rFonts w:ascii="Aptos" w:hAnsi="Aptos"/>
-                <w:b w:val="0"/>
-                <w:i w:val="0"/>
-                <w:sz w:val="22"/>
-              </w:rPr>
-              <w:t>j</w:t>
-            </w:r>
-          </w:p>
-        </w:tc>
-        <w:tc>
-          <w:tcPr>
-            <w:tcW w:type="dxa" w:w="3324"/>
-          </w:tcPr>
-          <w:p>
-            <w:pPr>
-              <w:spacing w:before="20" w:after="20"/>
-            </w:pPr>
-            <w:r>
-              <w:rPr>
-                <w:rFonts w:ascii="Aptos" w:hAnsi="Aptos"/>
-                <w:b w:val="0"/>
-                <w:i w:val="0"/>
-                <w:sz w:val="22"/>
-              </w:rPr>
-              <w:t>kolokwium końcowe; rezultaty gry strategicznej; raport z wykonanego zadania</w:t>
-            </w:r>
-          </w:p>
-        </w:tc>
-      </w:tr>
-      <w:tr>
-        <w:tc>
-          <w:tcPr>
-            <w:tcW w:type="dxa" w:w="3324"/>
-          </w:tcPr>
-          <w:p>
-            <w:pPr>
-              <w:spacing w:before="20" w:after="20"/>
-            </w:pPr>
-            <w:r>
-              <w:rPr>
-                <w:rFonts w:ascii="Aptos" w:hAnsi="Aptos"/>
-                <w:b w:val="0"/>
-                <w:i w:val="0"/>
-                <w:sz w:val="22"/>
-              </w:rPr>
-            </w:r>
-          </w:p>
-        </w:tc>
-        <w:tc>
-          <w:tcPr>
-            <w:tcW w:type="dxa" w:w="3324"/>
-          </w:tcPr>
-          <w:p>
-            <w:pPr>
-              <w:spacing w:before="20" w:after="20"/>
-            </w:pPr>
-            <w:r>
-              <w:rPr>
-                <w:rFonts w:ascii="Aptos" w:hAnsi="Aptos"/>
-                <w:b w:val="0"/>
-                <w:i w:val="0"/>
-                <w:sz w:val="22"/>
-              </w:rPr>
-              <w:t xml:space="preserve"> </w:t>
-            </w:r>
-          </w:p>
-        </w:tc>
-        <w:tc>
-          <w:tcPr>
-            <w:tcW w:type="dxa" w:w="3324"/>
-          </w:tcPr>
-          <w:p>
-            <w:pPr>
-              <w:spacing w:before="20" w:after="20"/>
-            </w:pPr>
-            <w:r>
-              <w:rPr>
-                <w:rFonts w:ascii="Aptos" w:hAnsi="Aptos"/>
-                <w:b w:val="0"/>
-                <w:i w:val="0"/>
-                <w:sz w:val="22"/>
-              </w:rPr>
-              <w:t>kolokwium końcowe; rezultaty gry strategicznej; raport z wykonanego zadania</w:t>
-            </w:r>
-          </w:p>
-        </w:tc>
-      </w:tr>
-      <w:tr>
-        <w:tc>
-          <w:tcPr>
-            <w:tcW w:type="dxa" w:w="3324"/>
-          </w:tcPr>
-          <w:p>
-            <w:pPr>
-              <w:spacing w:before="20" w:after="20"/>
-            </w:pPr>
-            <w:r>
-              <w:rPr>
-                <w:rFonts w:ascii="Aptos" w:hAnsi="Aptos"/>
-                <w:b w:val="0"/>
-                <w:i w:val="0"/>
-                <w:sz w:val="22"/>
-              </w:rPr>
-            </w:r>
-          </w:p>
-        </w:tc>
-        <w:tc>
-          <w:tcPr>
-            <w:tcW w:type="dxa" w:w="3324"/>
-          </w:tcPr>
-          <w:p>
-            <w:pPr>
-              <w:spacing w:before="20" w:after="20"/>
-            </w:pPr>
-            <w:r>
-              <w:rPr>
-                <w:rFonts w:ascii="Aptos" w:hAnsi="Aptos"/>
-                <w:b w:val="0"/>
-                <w:i w:val="0"/>
-                <w:sz w:val="22"/>
-              </w:rPr>
-              <w:t>w</w:t>
-            </w:r>
-          </w:p>
-        </w:tc>
-        <w:tc>
-          <w:tcPr>
-            <w:tcW w:type="dxa" w:w="3324"/>
-          </w:tcPr>
-          <w:p>
-            <w:pPr>
-              <w:spacing w:before="20" w:after="20"/>
-            </w:pPr>
-            <w:r>
-              <w:rPr>
-                <w:rFonts w:ascii="Aptos" w:hAnsi="Aptos"/>
-                <w:b w:val="0"/>
-                <w:i w:val="0"/>
-                <w:sz w:val="22"/>
-              </w:rPr>
-              <w:t>kolokwium końcowe; rezultaty gry strategicznej; raport z wykonanego zadania</w:t>
-            </w:r>
-          </w:p>
-        </w:tc>
-      </w:tr>
-      <w:tr>
-        <w:tc>
-          <w:tcPr>
-            <w:tcW w:type="dxa" w:w="3324"/>
-          </w:tcPr>
-          <w:p>
-            <w:pPr>
-              <w:spacing w:before="20" w:after="20"/>
-            </w:pPr>
-            <w:r>
-              <w:rPr>
-                <w:rFonts w:ascii="Aptos" w:hAnsi="Aptos"/>
-                <w:b w:val="0"/>
-                <w:i w:val="0"/>
-                <w:sz w:val="22"/>
-              </w:rPr>
-            </w:r>
-          </w:p>
-        </w:tc>
-        <w:tc>
-          <w:tcPr>
-            <w:tcW w:type="dxa" w:w="3324"/>
-          </w:tcPr>
-          <w:p>
-            <w:pPr>
-              <w:spacing w:before="20" w:after="20"/>
-            </w:pPr>
-            <w:r>
-              <w:rPr>
-                <w:rFonts w:ascii="Aptos" w:hAnsi="Aptos"/>
-                <w:b w:val="0"/>
-                <w:i w:val="0"/>
-                <w:sz w:val="22"/>
-              </w:rPr>
-              <w:t xml:space="preserve"> </w:t>
-            </w:r>
-          </w:p>
-        </w:tc>
-        <w:tc>
-          <w:tcPr>
-            <w:tcW w:type="dxa" w:w="3324"/>
-          </w:tcPr>
-          <w:p>
-            <w:pPr>
-              <w:spacing w:before="20" w:after="20"/>
-            </w:pPr>
-            <w:r>
-              <w:rPr>
-                <w:rFonts w:ascii="Aptos" w:hAnsi="Aptos"/>
-                <w:b w:val="0"/>
-                <w:i w:val="0"/>
-                <w:sz w:val="22"/>
-              </w:rPr>
-              <w:t>kolokwium końcowe; rezultaty gry strategicznej; raport z wykonanego zadania</w:t>
-            </w:r>
-          </w:p>
-        </w:tc>
-      </w:tr>
-      <w:tr>
-        <w:tc>
-          <w:tcPr>
-            <w:tcW w:type="dxa" w:w="3324"/>
-          </w:tcPr>
-          <w:p>
-            <w:pPr>
-              <w:spacing w:before="20" w:after="20"/>
-            </w:pPr>
-            <w:r>
-              <w:rPr>
-                <w:rFonts w:ascii="Aptos" w:hAnsi="Aptos"/>
-                <w:b w:val="0"/>
-                <w:i w:val="0"/>
-                <w:sz w:val="22"/>
-              </w:rPr>
-            </w:r>
-          </w:p>
-        </w:tc>
-        <w:tc>
-          <w:tcPr>
-            <w:tcW w:type="dxa" w:w="3324"/>
-          </w:tcPr>
-          <w:p>
-            <w:pPr>
-              <w:spacing w:before="20" w:after="20"/>
-            </w:pPr>
-            <w:r>
-              <w:rPr>
-                <w:rFonts w:ascii="Aptos" w:hAnsi="Aptos"/>
-                <w:b w:val="0"/>
-                <w:i w:val="0"/>
-                <w:sz w:val="22"/>
-              </w:rPr>
-              <w:t>d</w:t>
-            </w:r>
-          </w:p>
-        </w:tc>
-        <w:tc>
-          <w:tcPr>
-            <w:tcW w:type="dxa" w:w="3324"/>
-          </w:tcPr>
-          <w:p>
-            <w:pPr>
-              <w:spacing w:before="20" w:after="20"/>
-            </w:pPr>
-            <w:r>
-              <w:rPr>
-                <w:rFonts w:ascii="Aptos" w:hAnsi="Aptos"/>
-                <w:b w:val="0"/>
-                <w:i w:val="0"/>
-                <w:sz w:val="22"/>
-              </w:rPr>
-              <w:t>kolokwium końcowe; rezultaty gry strategicznej; raport z wykonanego zadania</w:t>
-            </w:r>
-          </w:p>
-        </w:tc>
-      </w:tr>
-      <w:tr>
-        <w:tc>
-          <w:tcPr>
-            <w:tcW w:type="dxa" w:w="3324"/>
-          </w:tcPr>
-          <w:p>
-            <w:pPr>
-              <w:spacing w:before="20" w:after="20"/>
-            </w:pPr>
-            <w:r>
-              <w:rPr>
-                <w:rFonts w:ascii="Aptos" w:hAnsi="Aptos"/>
-                <w:b w:val="0"/>
-                <w:i w:val="0"/>
-                <w:sz w:val="22"/>
-              </w:rPr>
-            </w:r>
-          </w:p>
-        </w:tc>
-        <w:tc>
-          <w:tcPr>
-            <w:tcW w:type="dxa" w:w="3324"/>
-          </w:tcPr>
-          <w:p>
-            <w:pPr>
-              <w:spacing w:before="20" w:after="20"/>
-            </w:pPr>
-            <w:r>
-              <w:rPr>
-                <w:rFonts w:ascii="Aptos" w:hAnsi="Aptos"/>
-                <w:b w:val="0"/>
-                <w:i w:val="0"/>
-                <w:sz w:val="22"/>
-              </w:rPr>
-              <w:t>z</w:t>
-            </w:r>
-          </w:p>
-        </w:tc>
-        <w:tc>
-          <w:tcPr>
-            <w:tcW w:type="dxa" w:w="3324"/>
-          </w:tcPr>
-          <w:p>
-            <w:pPr>
-              <w:spacing w:before="20" w:after="20"/>
-            </w:pPr>
-            <w:r>
-              <w:rPr>
-                <w:rFonts w:ascii="Aptos" w:hAnsi="Aptos"/>
-                <w:b w:val="0"/>
-                <w:i w:val="0"/>
-                <w:sz w:val="22"/>
-              </w:rPr>
-              <w:t>kolokwium końcowe; rezultaty gry strategicznej; raport z wykonanego zadania</w:t>
-            </w:r>
-          </w:p>
-        </w:tc>
-      </w:tr>
-      <w:tr>
-        <w:tc>
-          <w:tcPr>
-            <w:tcW w:type="dxa" w:w="3324"/>
-          </w:tcPr>
-          <w:p>
-            <w:pPr>
-              <w:spacing w:before="20" w:after="20"/>
-            </w:pPr>
-            <w:r>
-              <w:rPr>
-                <w:rFonts w:ascii="Aptos" w:hAnsi="Aptos"/>
-                <w:b w:val="0"/>
-                <w:i w:val="0"/>
-                <w:sz w:val="22"/>
-              </w:rPr>
-            </w:r>
-          </w:p>
-        </w:tc>
-        <w:tc>
-          <w:tcPr>
-            <w:tcW w:type="dxa" w:w="3324"/>
-          </w:tcPr>
-          <w:p>
-            <w:pPr>
-              <w:spacing w:before="20" w:after="20"/>
-            </w:pPr>
-            <w:r>
-              <w:rPr>
-                <w:rFonts w:ascii="Aptos" w:hAnsi="Aptos"/>
-                <w:b w:val="0"/>
-                <w:i w:val="0"/>
-                <w:sz w:val="22"/>
-              </w:rPr>
-              <w:t>i</w:t>
-            </w:r>
-          </w:p>
-        </w:tc>
-        <w:tc>
-          <w:tcPr>
-            <w:tcW w:type="dxa" w:w="3324"/>
-          </w:tcPr>
-          <w:p>
-            <w:pPr>
-              <w:spacing w:before="20" w:after="20"/>
-            </w:pPr>
-            <w:r>
-              <w:rPr>
-                <w:rFonts w:ascii="Aptos" w:hAnsi="Aptos"/>
-                <w:b w:val="0"/>
-                <w:i w:val="0"/>
-                <w:sz w:val="22"/>
-              </w:rPr>
-              <w:t>kolokwium końcowe; rezultaty gry strategicznej; raport z wykonanego zadania</w:t>
-            </w:r>
-          </w:p>
-        </w:tc>
-      </w:tr>
-      <w:tr>
-        <w:tc>
-          <w:tcPr>
-            <w:tcW w:type="dxa" w:w="3324"/>
-          </w:tcPr>
-          <w:p>
-            <w:pPr>
-              <w:spacing w:before="20" w:after="20"/>
-            </w:pPr>
-            <w:r>
-              <w:rPr>
-                <w:rFonts w:ascii="Aptos" w:hAnsi="Aptos"/>
-                <w:b w:val="0"/>
-                <w:i w:val="0"/>
-                <w:sz w:val="22"/>
-              </w:rPr>
-            </w:r>
-          </w:p>
-        </w:tc>
-        <w:tc>
-          <w:tcPr>
-            <w:tcW w:type="dxa" w:w="3324"/>
-          </w:tcPr>
-          <w:p>
-            <w:pPr>
-              <w:spacing w:before="20" w:after="20"/>
-            </w:pPr>
-            <w:r>
-              <w:rPr>
-                <w:rFonts w:ascii="Aptos" w:hAnsi="Aptos"/>
-                <w:b w:val="0"/>
-                <w:i w:val="0"/>
-                <w:sz w:val="22"/>
-              </w:rPr>
-              <w:t>a</w:t>
-            </w:r>
-          </w:p>
-        </w:tc>
-        <w:tc>
-          <w:tcPr>
-            <w:tcW w:type="dxa" w:w="3324"/>
-          </w:tcPr>
-          <w:p>
-            <w:pPr>
-              <w:spacing w:before="20" w:after="20"/>
-            </w:pPr>
-            <w:r>
-              <w:rPr>
-                <w:rFonts w:ascii="Aptos" w:hAnsi="Aptos"/>
-                <w:b w:val="0"/>
-                <w:i w:val="0"/>
-                <w:sz w:val="22"/>
-              </w:rPr>
-              <w:t>kolokwium końcowe; rezultaty gry strategicznej; raport z wykonanego zadania</w:t>
-            </w:r>
-          </w:p>
-        </w:tc>
-      </w:tr>
-      <w:tr>
-        <w:tc>
-          <w:tcPr>
-            <w:tcW w:type="dxa" w:w="3324"/>
-          </w:tcPr>
-          <w:p>
-            <w:pPr>
-              <w:spacing w:before="20" w:after="20"/>
-            </w:pPr>
-            <w:r>
-              <w:rPr>
-                <w:rFonts w:ascii="Aptos" w:hAnsi="Aptos"/>
-                <w:b w:val="0"/>
-                <w:i w:val="0"/>
-                <w:sz w:val="22"/>
-              </w:rPr>
-            </w:r>
-          </w:p>
-        </w:tc>
-        <w:tc>
-          <w:tcPr>
-            <w:tcW w:type="dxa" w:w="3324"/>
-          </w:tcPr>
-          <w:p>
-            <w:pPr>
-              <w:spacing w:before="20" w:after="20"/>
-            </w:pPr>
-            <w:r>
-              <w:rPr>
-                <w:rFonts w:ascii="Aptos" w:hAnsi="Aptos"/>
-                <w:b w:val="0"/>
-                <w:i w:val="0"/>
-                <w:sz w:val="22"/>
-              </w:rPr>
-              <w:t>l</w:t>
-            </w:r>
-          </w:p>
-        </w:tc>
-        <w:tc>
-          <w:tcPr>
-            <w:tcW w:type="dxa" w:w="3324"/>
-          </w:tcPr>
-          <w:p>
-            <w:pPr>
-              <w:spacing w:before="20" w:after="20"/>
-            </w:pPr>
-            <w:r>
-              <w:rPr>
-                <w:rFonts w:ascii="Aptos" w:hAnsi="Aptos"/>
-                <w:b w:val="0"/>
-                <w:i w:val="0"/>
-                <w:sz w:val="22"/>
-              </w:rPr>
-              <w:t>kolokwium końcowe; rezultaty gry strategicznej; raport z wykonanego zadania</w:t>
-            </w:r>
-          </w:p>
-        </w:tc>
-      </w:tr>
-      <w:tr>
-        <w:tc>
-          <w:tcPr>
-            <w:tcW w:type="dxa" w:w="3324"/>
-          </w:tcPr>
-          <w:p>
-            <w:pPr>
-              <w:spacing w:before="20" w:after="20"/>
-            </w:pPr>
-            <w:r>
-              <w:rPr>
-                <w:rFonts w:ascii="Aptos" w:hAnsi="Aptos"/>
-                <w:b w:val="0"/>
-                <w:i w:val="0"/>
-                <w:sz w:val="22"/>
-              </w:rPr>
-            </w:r>
-          </w:p>
-        </w:tc>
-        <w:tc>
-          <w:tcPr>
-            <w:tcW w:type="dxa" w:w="3324"/>
-          </w:tcPr>
-          <w:p>
-            <w:pPr>
-              <w:spacing w:before="20" w:after="20"/>
-            </w:pPr>
-            <w:r>
-              <w:rPr>
-                <w:rFonts w:ascii="Aptos" w:hAnsi="Aptos"/>
-                <w:b w:val="0"/>
-                <w:i w:val="0"/>
-                <w:sz w:val="22"/>
-              </w:rPr>
-              <w:t>e</w:t>
-            </w:r>
-          </w:p>
-        </w:tc>
-        <w:tc>
-          <w:tcPr>
-            <w:tcW w:type="dxa" w:w="3324"/>
-          </w:tcPr>
-          <w:p>
-            <w:pPr>
-              <w:spacing w:before="20" w:after="20"/>
-            </w:pPr>
-            <w:r>
-              <w:rPr>
-                <w:rFonts w:ascii="Aptos" w:hAnsi="Aptos"/>
-                <w:b w:val="0"/>
-                <w:i w:val="0"/>
-                <w:sz w:val="22"/>
-              </w:rPr>
-              <w:t>kolokwium końcowe; rezultaty gry strategicznej; raport z wykonanego zadania</w:t>
-            </w:r>
-          </w:p>
-        </w:tc>
-      </w:tr>
-      <w:tr>
-        <w:tc>
-          <w:tcPr>
-            <w:tcW w:type="dxa" w:w="3324"/>
-          </w:tcPr>
-          <w:p>
-            <w:pPr>
-              <w:spacing w:before="20" w:after="20"/>
-            </w:pPr>
-            <w:r>
-              <w:rPr>
-                <w:rFonts w:ascii="Aptos" w:hAnsi="Aptos"/>
-                <w:b w:val="0"/>
-                <w:i w:val="0"/>
-                <w:sz w:val="22"/>
-              </w:rPr>
-            </w:r>
-          </w:p>
-        </w:tc>
-        <w:tc>
-          <w:tcPr>
-            <w:tcW w:type="dxa" w:w="3324"/>
-          </w:tcPr>
-          <w:p>
-            <w:pPr>
-              <w:spacing w:before="20" w:after="20"/>
-            </w:pPr>
-            <w:r>
-              <w:rPr>
-                <w:rFonts w:ascii="Aptos" w:hAnsi="Aptos"/>
-                <w:b w:val="0"/>
-                <w:i w:val="0"/>
-                <w:sz w:val="22"/>
-              </w:rPr>
-              <w:t xml:space="preserve"> </w:t>
-            </w:r>
-          </w:p>
-        </w:tc>
-        <w:tc>
-          <w:tcPr>
-            <w:tcW w:type="dxa" w:w="3324"/>
-          </w:tcPr>
-          <w:p>
-            <w:pPr>
-              <w:spacing w:before="20" w:after="20"/>
-            </w:pPr>
-            <w:r>
-              <w:rPr>
-                <w:rFonts w:ascii="Aptos" w:hAnsi="Aptos"/>
-                <w:b w:val="0"/>
-                <w:i w:val="0"/>
-                <w:sz w:val="22"/>
-              </w:rPr>
-              <w:t>kolokwium końcowe; rezultaty gry strategicznej; raport z wykonanego zadania</w:t>
-            </w:r>
-          </w:p>
-        </w:tc>
-      </w:tr>
-      <w:tr>
-        <w:tc>
-          <w:tcPr>
-            <w:tcW w:type="dxa" w:w="3324"/>
-          </w:tcPr>
-          <w:p>
-            <w:pPr>
-              <w:spacing w:before="20" w:after="20"/>
-            </w:pPr>
-            <w:r>
-              <w:rPr>
-                <w:rFonts w:ascii="Aptos" w:hAnsi="Aptos"/>
-                <w:b w:val="0"/>
-                <w:i w:val="0"/>
-                <w:sz w:val="22"/>
-              </w:rPr>
-            </w:r>
-          </w:p>
-        </w:tc>
-        <w:tc>
-          <w:tcPr>
-            <w:tcW w:type="dxa" w:w="3324"/>
-          </w:tcPr>
-          <w:p>
-            <w:pPr>
-              <w:spacing w:before="20" w:after="20"/>
-            </w:pPr>
-            <w:r>
-              <w:rPr>
-                <w:rFonts w:ascii="Aptos" w:hAnsi="Aptos"/>
-                <w:b w:val="0"/>
-                <w:i w:val="0"/>
-                <w:sz w:val="22"/>
-              </w:rPr>
-              <w:t>S</w:t>
-            </w:r>
-          </w:p>
-        </w:tc>
-        <w:tc>
-          <w:tcPr>
-            <w:tcW w:type="dxa" w:w="3324"/>
-          </w:tcPr>
-          <w:p>
-            <w:pPr>
-              <w:spacing w:before="20" w:after="20"/>
-            </w:pPr>
-            <w:r>
-              <w:rPr>
-                <w:rFonts w:ascii="Aptos" w:hAnsi="Aptos"/>
-                <w:b w:val="0"/>
-                <w:i w:val="0"/>
-                <w:sz w:val="22"/>
-              </w:rPr>
-              <w:t>kolokwium końcowe; rezultaty gry strategicznej; raport z wykonanego zadania</w:t>
-            </w:r>
-          </w:p>
-        </w:tc>
-      </w:tr>
-      <w:tr>
-        <w:tc>
-          <w:tcPr>
-            <w:tcW w:type="dxa" w:w="3324"/>
-          </w:tcPr>
-          <w:p>
-            <w:pPr>
-              <w:spacing w:before="20" w:after="20"/>
-            </w:pPr>
-            <w:r>
-              <w:rPr>
-                <w:rFonts w:ascii="Aptos" w:hAnsi="Aptos"/>
-                <w:b w:val="0"/>
-                <w:i w:val="0"/>
-                <w:sz w:val="22"/>
-              </w:rPr>
-            </w:r>
-          </w:p>
-        </w:tc>
-        <w:tc>
-          <w:tcPr>
-            <w:tcW w:type="dxa" w:w="3324"/>
-          </w:tcPr>
-          <w:p>
-            <w:pPr>
-              <w:spacing w:before="20" w:after="20"/>
-            </w:pPr>
-            <w:r>
-              <w:rPr>
-                <w:rFonts w:ascii="Aptos" w:hAnsi="Aptos"/>
-                <w:b w:val="0"/>
-                <w:i w:val="0"/>
-                <w:sz w:val="22"/>
-              </w:rPr>
-              <w:t>O</w:t>
-            </w:r>
-          </w:p>
-        </w:tc>
-        <w:tc>
-          <w:tcPr>
-            <w:tcW w:type="dxa" w:w="3324"/>
-          </w:tcPr>
-          <w:p>
-            <w:pPr>
-              <w:spacing w:before="20" w:after="20"/>
-            </w:pPr>
-            <w:r>
-              <w:rPr>
-                <w:rFonts w:ascii="Aptos" w:hAnsi="Aptos"/>
-                <w:b w:val="0"/>
-                <w:i w:val="0"/>
-                <w:sz w:val="22"/>
-              </w:rPr>
-              <w:t>kolokwium końcowe; rezultaty gry strategicznej; raport z wykonanego zadania</w:t>
-            </w:r>
-          </w:p>
-        </w:tc>
-      </w:tr>
-      <w:tr>
-        <w:tc>
-          <w:tcPr>
-            <w:tcW w:type="dxa" w:w="3324"/>
-          </w:tcPr>
-          <w:p>
-            <w:pPr>
-              <w:spacing w:before="20" w:after="20"/>
-            </w:pPr>
-            <w:r>
-              <w:rPr>
-                <w:rFonts w:ascii="Aptos" w:hAnsi="Aptos"/>
-                <w:b w:val="0"/>
-                <w:i w:val="0"/>
-                <w:sz w:val="22"/>
-              </w:rPr>
-            </w:r>
-          </w:p>
-        </w:tc>
-        <w:tc>
-          <w:tcPr>
-            <w:tcW w:type="dxa" w:w="3324"/>
-          </w:tcPr>
-          <w:p>
-            <w:pPr>
-              <w:spacing w:before="20" w:after="20"/>
-            </w:pPr>
-            <w:r>
-              <w:rPr>
-                <w:rFonts w:ascii="Aptos" w:hAnsi="Aptos"/>
-                <w:b w:val="0"/>
-                <w:i w:val="0"/>
-                <w:sz w:val="22"/>
-              </w:rPr>
-              <w:t>C</w:t>
-            </w:r>
-          </w:p>
-        </w:tc>
-        <w:tc>
-          <w:tcPr>
-            <w:tcW w:type="dxa" w:w="3324"/>
-          </w:tcPr>
-          <w:p>
-            <w:pPr>
-              <w:spacing w:before="20" w:after="20"/>
-            </w:pPr>
-            <w:r>
-              <w:rPr>
-                <w:rFonts w:ascii="Aptos" w:hAnsi="Aptos"/>
-                <w:b w:val="0"/>
-                <w:i w:val="0"/>
-                <w:sz w:val="22"/>
-              </w:rPr>
-              <w:t>kolokwium końcowe; rezultaty gry strategicznej; raport z wykonanego zadania</w:t>
+              <w:t>kolokwium końcowe, rezultaty gry strategicznej, raport z wykonanego zadania</w:t>
             </w:r>
           </w:p>
         </w:tc>

--- a/public/assets/files/niestacjonarne/AIC.docx
+++ b/public/assets/files/niestacjonarne/AIC.docx
@@ -1892,14 +1892,13 @@
       </w:tblPr>
       <w:tblGrid>
         <w:gridCol w:w="680"/>
-        <w:gridCol w:w="4536"/>
-        <w:gridCol w:w="4252"/>
+        <w:gridCol w:w="8788"/>
       </w:tblGrid>
       <w:tr>
         <w:tc>
           <w:tcPr>
             <w:tcW w:type="dxa" w:w="9468"/>
-            <w:gridSpan w:val="3"/>
+            <w:gridSpan w:val="2"/>
             <w:shd w:val="clear" w:color="auto" w:fill="D9D9D9"/>
           </w:tcPr>
           <w:p>
@@ -1941,7 +1940,7 @@
         </w:tc>
         <w:tc>
           <w:tcPr>
-            <w:tcW w:type="dxa" w:w="4536"/>
+            <w:tcW w:type="dxa" w:w="8788"/>
             <w:shd w:val="clear" w:color="auto" w:fill="D9D9D9"/>
           </w:tcPr>
           <w:p>
@@ -1955,27 +1954,7 @@
                 <w:i w:val="0"/>
                 <w:sz w:val="16"/>
               </w:rPr>
-              <w:t>Wykład</w:t>
-            </w:r>
-          </w:p>
-        </w:tc>
-        <w:tc>
-          <w:tcPr>
-            <w:tcW w:type="dxa" w:w="4252"/>
-            <w:shd w:val="clear" w:color="auto" w:fill="D9D9D9"/>
-          </w:tcPr>
-          <w:p>
-            <w:pPr>
-              <w:spacing w:before="20" w:after="20"/>
-            </w:pPr>
-            <w:r>
-              <w:rPr>
-                <w:rFonts w:ascii="Aptos" w:hAnsi="Aptos"/>
-                <w:b/>
-                <w:i w:val="0"/>
-                <w:sz w:val="16"/>
-              </w:rPr>
-              <w:t>Ćwiczenia / Laboratorium / Pracownia</w:t>
+              <w:t>Treści programowe</w:t>
             </w:r>
           </w:p>
         </w:tc>
@@ -2002,7 +1981,7 @@
         </w:tc>
         <w:tc>
           <w:tcPr>
-            <w:tcW w:type="dxa" w:w="4536"/>
+            <w:tcW w:type="dxa" w:w="8788"/>
           </w:tcPr>
           <w:p>
             <w:pPr>
@@ -2016,24 +1995,6 @@
                 <w:sz w:val="22"/>
               </w:rPr>
               <w:t>Wykład:</w:t>
-            </w:r>
-          </w:p>
-        </w:tc>
-        <w:tc>
-          <w:tcPr>
-            <w:tcW w:type="dxa" w:w="4252"/>
-          </w:tcPr>
-          <w:p>
-            <w:pPr>
-              <w:spacing w:before="20" w:after="20"/>
-            </w:pPr>
-            <w:r>
-              <w:rPr>
-                <w:rFonts w:ascii="Aptos" w:hAnsi="Aptos"/>
-                <w:b w:val="0"/>
-                <w:i w:val="0"/>
-                <w:sz w:val="22"/>
-              </w:rPr>
             </w:r>
           </w:p>
         </w:tc>
@@ -2060,7 +2021,7 @@
         </w:tc>
         <w:tc>
           <w:tcPr>
-            <w:tcW w:type="dxa" w:w="4536"/>
+            <w:tcW w:type="dxa" w:w="8788"/>
           </w:tcPr>
           <w:p>
             <w:pPr>
@@ -2074,24 +2035,6 @@
                 <w:sz w:val="22"/>
               </w:rPr>
               <w:t>Anatomia zagrożenia – Ransomware (wg. ENISA)</w:t>
-            </w:r>
-          </w:p>
-        </w:tc>
-        <w:tc>
-          <w:tcPr>
-            <w:tcW w:type="dxa" w:w="4252"/>
-          </w:tcPr>
-          <w:p>
-            <w:pPr>
-              <w:spacing w:before="20" w:after="20"/>
-            </w:pPr>
-            <w:r>
-              <w:rPr>
-                <w:rFonts w:ascii="Aptos" w:hAnsi="Aptos"/>
-                <w:b w:val="0"/>
-                <w:i w:val="0"/>
-                <w:sz w:val="22"/>
-              </w:rPr>
             </w:r>
           </w:p>
         </w:tc>
@@ -2118,7 +2061,7 @@
         </w:tc>
         <w:tc>
           <w:tcPr>
-            <w:tcW w:type="dxa" w:w="4536"/>
+            <w:tcW w:type="dxa" w:w="8788"/>
           </w:tcPr>
           <w:p>
             <w:pPr>
@@ -2132,24 +2075,6 @@
                 <w:sz w:val="22"/>
               </w:rPr>
               <w:t>Anatomia zagrożenia – Malware (wg. ENISA)</w:t>
-            </w:r>
-          </w:p>
-        </w:tc>
-        <w:tc>
-          <w:tcPr>
-            <w:tcW w:type="dxa" w:w="4252"/>
-          </w:tcPr>
-          <w:p>
-            <w:pPr>
-              <w:spacing w:before="20" w:after="20"/>
-            </w:pPr>
-            <w:r>
-              <w:rPr>
-                <w:rFonts w:ascii="Aptos" w:hAnsi="Aptos"/>
-                <w:b w:val="0"/>
-                <w:i w:val="0"/>
-                <w:sz w:val="22"/>
-              </w:rPr>
             </w:r>
           </w:p>
         </w:tc>
@@ -2176,7 +2101,7 @@
         </w:tc>
         <w:tc>
           <w:tcPr>
-            <w:tcW w:type="dxa" w:w="4536"/>
+            <w:tcW w:type="dxa" w:w="8788"/>
           </w:tcPr>
           <w:p>
             <w:pPr>
@@ -2190,24 +2115,6 @@
                 <w:sz w:val="22"/>
               </w:rPr>
               <w:t>Anatomia zagrożenia – Cryptojacking (wg. ENISA)</w:t>
-            </w:r>
-          </w:p>
-        </w:tc>
-        <w:tc>
-          <w:tcPr>
-            <w:tcW w:type="dxa" w:w="4252"/>
-          </w:tcPr>
-          <w:p>
-            <w:pPr>
-              <w:spacing w:before="20" w:after="20"/>
-            </w:pPr>
-            <w:r>
-              <w:rPr>
-                <w:rFonts w:ascii="Aptos" w:hAnsi="Aptos"/>
-                <w:b w:val="0"/>
-                <w:i w:val="0"/>
-                <w:sz w:val="22"/>
-              </w:rPr>
             </w:r>
           </w:p>
         </w:tc>
@@ -2234,7 +2141,7 @@
         </w:tc>
         <w:tc>
           <w:tcPr>
-            <w:tcW w:type="dxa" w:w="4536"/>
+            <w:tcW w:type="dxa" w:w="8788"/>
           </w:tcPr>
           <w:p>
             <w:pPr>
@@ -2248,24 +2155,6 @@
                 <w:sz w:val="22"/>
               </w:rPr>
               <w:t>Anatomia zagrożenia - E-mail related threats (wg. ENISA)</w:t>
-            </w:r>
-          </w:p>
-        </w:tc>
-        <w:tc>
-          <w:tcPr>
-            <w:tcW w:type="dxa" w:w="4252"/>
-          </w:tcPr>
-          <w:p>
-            <w:pPr>
-              <w:spacing w:before="20" w:after="20"/>
-            </w:pPr>
-            <w:r>
-              <w:rPr>
-                <w:rFonts w:ascii="Aptos" w:hAnsi="Aptos"/>
-                <w:b w:val="0"/>
-                <w:i w:val="0"/>
-                <w:sz w:val="22"/>
-              </w:rPr>
             </w:r>
           </w:p>
         </w:tc>
@@ -2292,7 +2181,7 @@
         </w:tc>
         <w:tc>
           <w:tcPr>
-            <w:tcW w:type="dxa" w:w="4536"/>
+            <w:tcW w:type="dxa" w:w="8788"/>
           </w:tcPr>
           <w:p>
             <w:pPr>
@@ -2306,24 +2195,6 @@
                 <w:sz w:val="22"/>
               </w:rPr>
               <w:t>Anatomia zagrożenia - Threats against data (wg. ENISA)</w:t>
-            </w:r>
-          </w:p>
-        </w:tc>
-        <w:tc>
-          <w:tcPr>
-            <w:tcW w:type="dxa" w:w="4252"/>
-          </w:tcPr>
-          <w:p>
-            <w:pPr>
-              <w:spacing w:before="20" w:after="20"/>
-            </w:pPr>
-            <w:r>
-              <w:rPr>
-                <w:rFonts w:ascii="Aptos" w:hAnsi="Aptos"/>
-                <w:b w:val="0"/>
-                <w:i w:val="0"/>
-                <w:sz w:val="22"/>
-              </w:rPr>
             </w:r>
           </w:p>
         </w:tc>
@@ -2350,7 +2221,7 @@
         </w:tc>
         <w:tc>
           <w:tcPr>
-            <w:tcW w:type="dxa" w:w="4536"/>
+            <w:tcW w:type="dxa" w:w="8788"/>
           </w:tcPr>
           <w:p>
             <w:pPr>
@@ -2364,24 +2235,6 @@
                 <w:sz w:val="22"/>
               </w:rPr>
               <w:t>Anatomia zagrożenia - Threats against availability and integrity (wg. ENISA)</w:t>
-            </w:r>
-          </w:p>
-        </w:tc>
-        <w:tc>
-          <w:tcPr>
-            <w:tcW w:type="dxa" w:w="4252"/>
-          </w:tcPr>
-          <w:p>
-            <w:pPr>
-              <w:spacing w:before="20" w:after="20"/>
-            </w:pPr>
-            <w:r>
-              <w:rPr>
-                <w:rFonts w:ascii="Aptos" w:hAnsi="Aptos"/>
-                <w:b w:val="0"/>
-                <w:i w:val="0"/>
-                <w:sz w:val="22"/>
-              </w:rPr>
             </w:r>
           </w:p>
         </w:tc>
@@ -2408,7 +2261,7 @@
         </w:tc>
         <w:tc>
           <w:tcPr>
-            <w:tcW w:type="dxa" w:w="4536"/>
+            <w:tcW w:type="dxa" w:w="8788"/>
           </w:tcPr>
           <w:p>
             <w:pPr>
@@ -2422,24 +2275,6 @@
                 <w:sz w:val="22"/>
               </w:rPr>
               <w:t>Anatomia zagrożenia - Disinformation – misinformation (wg. ENISA)</w:t>
-            </w:r>
-          </w:p>
-        </w:tc>
-        <w:tc>
-          <w:tcPr>
-            <w:tcW w:type="dxa" w:w="4252"/>
-          </w:tcPr>
-          <w:p>
-            <w:pPr>
-              <w:spacing w:before="20" w:after="20"/>
-            </w:pPr>
-            <w:r>
-              <w:rPr>
-                <w:rFonts w:ascii="Aptos" w:hAnsi="Aptos"/>
-                <w:b w:val="0"/>
-                <w:i w:val="0"/>
-                <w:sz w:val="22"/>
-              </w:rPr>
             </w:r>
           </w:p>
         </w:tc>
@@ -2466,7 +2301,7 @@
         </w:tc>
         <w:tc>
           <w:tcPr>
-            <w:tcW w:type="dxa" w:w="4536"/>
+            <w:tcW w:type="dxa" w:w="8788"/>
           </w:tcPr>
           <w:p>
             <w:pPr>
@@ -2480,24 +2315,6 @@
                 <w:sz w:val="22"/>
               </w:rPr>
               <w:t>Anatomia zagrożenia - Non-malicious threats (wg. ENISA)</w:t>
-            </w:r>
-          </w:p>
-        </w:tc>
-        <w:tc>
-          <w:tcPr>
-            <w:tcW w:type="dxa" w:w="4252"/>
-          </w:tcPr>
-          <w:p>
-            <w:pPr>
-              <w:spacing w:before="20" w:after="20"/>
-            </w:pPr>
-            <w:r>
-              <w:rPr>
-                <w:rFonts w:ascii="Aptos" w:hAnsi="Aptos"/>
-                <w:b w:val="0"/>
-                <w:i w:val="0"/>
-                <w:sz w:val="22"/>
-              </w:rPr>
             </w:r>
           </w:p>
         </w:tc>
@@ -2524,7 +2341,7 @@
         </w:tc>
         <w:tc>
           <w:tcPr>
-            <w:tcW w:type="dxa" w:w="4536"/>
+            <w:tcW w:type="dxa" w:w="8788"/>
           </w:tcPr>
           <w:p>
             <w:pPr>
@@ -2538,24 +2355,6 @@
                 <w:sz w:val="22"/>
               </w:rPr>
               <w:t>Laboratoria:</w:t>
-            </w:r>
-          </w:p>
-        </w:tc>
-        <w:tc>
-          <w:tcPr>
-            <w:tcW w:type="dxa" w:w="4252"/>
-          </w:tcPr>
-          <w:p>
-            <w:pPr>
-              <w:spacing w:before="20" w:after="20"/>
-            </w:pPr>
-            <w:r>
-              <w:rPr>
-                <w:rFonts w:ascii="Aptos" w:hAnsi="Aptos"/>
-                <w:b w:val="0"/>
-                <w:i w:val="0"/>
-                <w:sz w:val="22"/>
-              </w:rPr>
             </w:r>
           </w:p>
         </w:tc>
@@ -2582,7 +2381,7 @@
         </w:tc>
         <w:tc>
           <w:tcPr>
-            <w:tcW w:type="dxa" w:w="4536"/>
+            <w:tcW w:type="dxa" w:w="8788"/>
           </w:tcPr>
           <w:p>
             <w:pPr>
@@ -2596,24 +2395,6 @@
                 <w:sz w:val="22"/>
               </w:rPr>
               <w:t>Zapoznanie się z organizacją oraz utworzenie Zespołów SOC</w:t>
-            </w:r>
-          </w:p>
-        </w:tc>
-        <w:tc>
-          <w:tcPr>
-            <w:tcW w:type="dxa" w:w="4252"/>
-          </w:tcPr>
-          <w:p>
-            <w:pPr>
-              <w:spacing w:before="20" w:after="20"/>
-            </w:pPr>
-            <w:r>
-              <w:rPr>
-                <w:rFonts w:ascii="Aptos" w:hAnsi="Aptos"/>
-                <w:b w:val="0"/>
-                <w:i w:val="0"/>
-                <w:sz w:val="22"/>
-              </w:rPr>
             </w:r>
           </w:p>
         </w:tc>
@@ -2640,7 +2421,7 @@
         </w:tc>
         <w:tc>
           <w:tcPr>
-            <w:tcW w:type="dxa" w:w="4536"/>
+            <w:tcW w:type="dxa" w:w="8788"/>
           </w:tcPr>
           <w:p>
             <w:pPr>
@@ -2654,24 +2435,6 @@
                 <w:sz w:val="22"/>
               </w:rPr>
               <w:t>Atak 1: Atak typu Ransomware, Poziom 1– Reakcja i prewencja</w:t>
-            </w:r>
-          </w:p>
-        </w:tc>
-        <w:tc>
-          <w:tcPr>
-            <w:tcW w:type="dxa" w:w="4252"/>
-          </w:tcPr>
-          <w:p>
-            <w:pPr>
-              <w:spacing w:before="20" w:after="20"/>
-            </w:pPr>
-            <w:r>
-              <w:rPr>
-                <w:rFonts w:ascii="Aptos" w:hAnsi="Aptos"/>
-                <w:b w:val="0"/>
-                <w:i w:val="0"/>
-                <w:sz w:val="22"/>
-              </w:rPr>
             </w:r>
           </w:p>
         </w:tc>
@@ -2698,7 +2461,7 @@
         </w:tc>
         <w:tc>
           <w:tcPr>
-            <w:tcW w:type="dxa" w:w="4536"/>
+            <w:tcW w:type="dxa" w:w="8788"/>
           </w:tcPr>
           <w:p>
             <w:pPr>
@@ -2712,24 +2475,6 @@
                 <w:sz w:val="22"/>
               </w:rPr>
               <w:t>Atak 2: Atak typu Malware. Poziom 1 – Reakcja i prewencja</w:t>
-            </w:r>
-          </w:p>
-        </w:tc>
-        <w:tc>
-          <w:tcPr>
-            <w:tcW w:type="dxa" w:w="4252"/>
-          </w:tcPr>
-          <w:p>
-            <w:pPr>
-              <w:spacing w:before="20" w:after="20"/>
-            </w:pPr>
-            <w:r>
-              <w:rPr>
-                <w:rFonts w:ascii="Aptos" w:hAnsi="Aptos"/>
-                <w:b w:val="0"/>
-                <w:i w:val="0"/>
-                <w:sz w:val="22"/>
-              </w:rPr>
             </w:r>
           </w:p>
         </w:tc>
@@ -2756,7 +2501,7 @@
         </w:tc>
         <w:tc>
           <w:tcPr>
-            <w:tcW w:type="dxa" w:w="4536"/>
+            <w:tcW w:type="dxa" w:w="8788"/>
           </w:tcPr>
           <w:p>
             <w:pPr>
@@ -2770,24 +2515,6 @@
                 <w:sz w:val="22"/>
               </w:rPr>
               <w:t>Atak 3: Atak typu Cryptojacking, Poziom 1 – Reakcja i prewencja</w:t>
-            </w:r>
-          </w:p>
-        </w:tc>
-        <w:tc>
-          <w:tcPr>
-            <w:tcW w:type="dxa" w:w="4252"/>
-          </w:tcPr>
-          <w:p>
-            <w:pPr>
-              <w:spacing w:before="20" w:after="20"/>
-            </w:pPr>
-            <w:r>
-              <w:rPr>
-                <w:rFonts w:ascii="Aptos" w:hAnsi="Aptos"/>
-                <w:b w:val="0"/>
-                <w:i w:val="0"/>
-                <w:sz w:val="22"/>
-              </w:rPr>
             </w:r>
           </w:p>
         </w:tc>
@@ -2814,7 +2541,7 @@
         </w:tc>
         <w:tc>
           <w:tcPr>
-            <w:tcW w:type="dxa" w:w="4536"/>
+            <w:tcW w:type="dxa" w:w="8788"/>
           </w:tcPr>
           <w:p>
             <w:pPr>
@@ -2828,24 +2555,6 @@
                 <w:sz w:val="22"/>
               </w:rPr>
               <w:t>Atak 4: Atak typu E-mail related threats, Poziom 1 – Reakcja i prewencja</w:t>
-            </w:r>
-          </w:p>
-        </w:tc>
-        <w:tc>
-          <w:tcPr>
-            <w:tcW w:type="dxa" w:w="4252"/>
-          </w:tcPr>
-          <w:p>
-            <w:pPr>
-              <w:spacing w:before="20" w:after="20"/>
-            </w:pPr>
-            <w:r>
-              <w:rPr>
-                <w:rFonts w:ascii="Aptos" w:hAnsi="Aptos"/>
-                <w:b w:val="0"/>
-                <w:i w:val="0"/>
-                <w:sz w:val="22"/>
-              </w:rPr>
             </w:r>
           </w:p>
         </w:tc>
@@ -2872,7 +2581,7 @@
         </w:tc>
         <w:tc>
           <w:tcPr>
-            <w:tcW w:type="dxa" w:w="4536"/>
+            <w:tcW w:type="dxa" w:w="8788"/>
           </w:tcPr>
           <w:p>
             <w:pPr>
@@ -2886,24 +2595,6 @@
                 <w:sz w:val="22"/>
               </w:rPr>
               <w:t>Atak 5: Atak typu Threats against data, Poziom 1 – Reakcja i prewencja</w:t>
-            </w:r>
-          </w:p>
-        </w:tc>
-        <w:tc>
-          <w:tcPr>
-            <w:tcW w:type="dxa" w:w="4252"/>
-          </w:tcPr>
-          <w:p>
-            <w:pPr>
-              <w:spacing w:before="20" w:after="20"/>
-            </w:pPr>
-            <w:r>
-              <w:rPr>
-                <w:rFonts w:ascii="Aptos" w:hAnsi="Aptos"/>
-                <w:b w:val="0"/>
-                <w:i w:val="0"/>
-                <w:sz w:val="22"/>
-              </w:rPr>
             </w:r>
           </w:p>
         </w:tc>
@@ -2930,7 +2621,7 @@
         </w:tc>
         <w:tc>
           <w:tcPr>
-            <w:tcW w:type="dxa" w:w="4536"/>
+            <w:tcW w:type="dxa" w:w="8788"/>
           </w:tcPr>
           <w:p>
             <w:pPr>
@@ -2944,24 +2635,6 @@
                 <w:sz w:val="22"/>
               </w:rPr>
               <w:t>Atak 6: Atak typu Threats against availability and integrity, Poziom 1 – Reakcja i prewencja</w:t>
-            </w:r>
-          </w:p>
-        </w:tc>
-        <w:tc>
-          <w:tcPr>
-            <w:tcW w:type="dxa" w:w="4252"/>
-          </w:tcPr>
-          <w:p>
-            <w:pPr>
-              <w:spacing w:before="20" w:after="20"/>
-            </w:pPr>
-            <w:r>
-              <w:rPr>
-                <w:rFonts w:ascii="Aptos" w:hAnsi="Aptos"/>
-                <w:b w:val="0"/>
-                <w:i w:val="0"/>
-                <w:sz w:val="22"/>
-              </w:rPr>
             </w:r>
           </w:p>
         </w:tc>
@@ -2988,7 +2661,7 @@
         </w:tc>
         <w:tc>
           <w:tcPr>
-            <w:tcW w:type="dxa" w:w="4536"/>
+            <w:tcW w:type="dxa" w:w="8788"/>
           </w:tcPr>
           <w:p>
             <w:pPr>
@@ -3002,24 +2675,6 @@
                 <w:sz w:val="22"/>
               </w:rPr>
               <w:t>Atak 7: Atak typu Disinformation – misinformation, Poziom 1 – Reakcja i prewencja</w:t>
-            </w:r>
-          </w:p>
-        </w:tc>
-        <w:tc>
-          <w:tcPr>
-            <w:tcW w:type="dxa" w:w="4252"/>
-          </w:tcPr>
-          <w:p>
-            <w:pPr>
-              <w:spacing w:before="20" w:after="20"/>
-            </w:pPr>
-            <w:r>
-              <w:rPr>
-                <w:rFonts w:ascii="Aptos" w:hAnsi="Aptos"/>
-                <w:b w:val="0"/>
-                <w:i w:val="0"/>
-                <w:sz w:val="22"/>
-              </w:rPr>
             </w:r>
           </w:p>
         </w:tc>
@@ -3046,7 +2701,7 @@
         </w:tc>
         <w:tc>
           <w:tcPr>
-            <w:tcW w:type="dxa" w:w="4536"/>
+            <w:tcW w:type="dxa" w:w="8788"/>
           </w:tcPr>
           <w:p>
             <w:pPr>
@@ -3060,24 +2715,6 @@
                 <w:sz w:val="22"/>
               </w:rPr>
               <w:t>Atak 8: Atak typu Non-malicious threats, Poziom 1 – Reakcja i prewencja</w:t>
-            </w:r>
-          </w:p>
-        </w:tc>
-        <w:tc>
-          <w:tcPr>
-            <w:tcW w:type="dxa" w:w="4252"/>
-          </w:tcPr>
-          <w:p>
-            <w:pPr>
-              <w:spacing w:before="20" w:after="20"/>
-            </w:pPr>
-            <w:r>
-              <w:rPr>
-                <w:rFonts w:ascii="Aptos" w:hAnsi="Aptos"/>
-                <w:b w:val="0"/>
-                <w:i w:val="0"/>
-                <w:sz w:val="22"/>
-              </w:rPr>
             </w:r>
           </w:p>
         </w:tc>
@@ -3104,7 +2741,7 @@
         </w:tc>
         <w:tc>
           <w:tcPr>
-            <w:tcW w:type="dxa" w:w="4536"/>
+            <w:tcW w:type="dxa" w:w="8788"/>
           </w:tcPr>
           <w:p>
             <w:pPr>
@@ -3118,24 +2755,6 @@
                 <w:sz w:val="22"/>
               </w:rPr>
               <w:t>Atak 9: Atak typu Zaawansowany wektor ataku 1, Poziom 2  – Reakcja i prewencja</w:t>
-            </w:r>
-          </w:p>
-        </w:tc>
-        <w:tc>
-          <w:tcPr>
-            <w:tcW w:type="dxa" w:w="4252"/>
-          </w:tcPr>
-          <w:p>
-            <w:pPr>
-              <w:spacing w:before="20" w:after="20"/>
-            </w:pPr>
-            <w:r>
-              <w:rPr>
-                <w:rFonts w:ascii="Aptos" w:hAnsi="Aptos"/>
-                <w:b w:val="0"/>
-                <w:i w:val="0"/>
-                <w:sz w:val="22"/>
-              </w:rPr>
             </w:r>
           </w:p>
         </w:tc>
@@ -3162,7 +2781,7 @@
         </w:tc>
         <w:tc>
           <w:tcPr>
-            <w:tcW w:type="dxa" w:w="4536"/>
+            <w:tcW w:type="dxa" w:w="8788"/>
           </w:tcPr>
           <w:p>
             <w:pPr>
@@ -3176,24 +2795,6 @@
                 <w:sz w:val="22"/>
               </w:rPr>
               <w:t>Atak 10: Atak typu Zaawansowany wektor ataku 2, Poziom 2  – Reakcja i prewencja</w:t>
-            </w:r>
-          </w:p>
-        </w:tc>
-        <w:tc>
-          <w:tcPr>
-            <w:tcW w:type="dxa" w:w="4252"/>
-          </w:tcPr>
-          <w:p>
-            <w:pPr>
-              <w:spacing w:before="20" w:after="20"/>
-            </w:pPr>
-            <w:r>
-              <w:rPr>
-                <w:rFonts w:ascii="Aptos" w:hAnsi="Aptos"/>
-                <w:b w:val="0"/>
-                <w:i w:val="0"/>
-                <w:sz w:val="22"/>
-              </w:rPr>
             </w:r>
           </w:p>
         </w:tc>
@@ -3220,7 +2821,7 @@
         </w:tc>
         <w:tc>
           <w:tcPr>
-            <w:tcW w:type="dxa" w:w="4536"/>
+            <w:tcW w:type="dxa" w:w="8788"/>
           </w:tcPr>
           <w:p>
             <w:pPr>
@@ -3234,24 +2835,6 @@
                 <w:sz w:val="22"/>
               </w:rPr>
               <w:t>Atak 11: Atak typu Zaawansowany wektor ataku 3, Poziom 2  – Reakcja i prewencja</w:t>
-            </w:r>
-          </w:p>
-        </w:tc>
-        <w:tc>
-          <w:tcPr>
-            <w:tcW w:type="dxa" w:w="4252"/>
-          </w:tcPr>
-          <w:p>
-            <w:pPr>
-              <w:spacing w:before="20" w:after="20"/>
-            </w:pPr>
-            <w:r>
-              <w:rPr>
-                <w:rFonts w:ascii="Aptos" w:hAnsi="Aptos"/>
-                <w:b w:val="0"/>
-                <w:i w:val="0"/>
-                <w:sz w:val="22"/>
-              </w:rPr>
             </w:r>
           </w:p>
         </w:tc>
@@ -3278,7 +2861,7 @@
         </w:tc>
         <w:tc>
           <w:tcPr>
-            <w:tcW w:type="dxa" w:w="4536"/>
+            <w:tcW w:type="dxa" w:w="8788"/>
           </w:tcPr>
           <w:p>
             <w:pPr>
@@ -3292,24 +2875,6 @@
                 <w:sz w:val="22"/>
               </w:rPr>
               <w:t>Atak 12 : Atak typu Zaawansowany wektor ataku 4, Poziom 2  – Reakcja i prewencja</w:t>
-            </w:r>
-          </w:p>
-        </w:tc>
-        <w:tc>
-          <w:tcPr>
-            <w:tcW w:type="dxa" w:w="4252"/>
-          </w:tcPr>
-          <w:p>
-            <w:pPr>
-              <w:spacing w:before="20" w:after="20"/>
-            </w:pPr>
-            <w:r>
-              <w:rPr>
-                <w:rFonts w:ascii="Aptos" w:hAnsi="Aptos"/>
-                <w:b w:val="0"/>
-                <w:i w:val="0"/>
-                <w:sz w:val="22"/>
-              </w:rPr>
             </w:r>
           </w:p>
         </w:tc>

--- a/public/assets/files/niestacjonarne/AIC.docx
+++ b/public/assets/files/niestacjonarne/AIC.docx
@@ -1458,7 +1458,7 @@
                 <w:rFonts w:ascii="Aptos" w:hAnsi="Aptos"/>
                 <w:sz w:val="22"/>
               </w:rPr>
-              <w:t>☑ Nieoceniany</w:t>
+              <w:t>☐ Nieoceniany</w:t>
             </w:r>
           </w:p>
           <w:p>
@@ -1494,7 +1494,7 @@
                 <w:rFonts w:ascii="Aptos" w:hAnsi="Aptos"/>
                 <w:sz w:val="22"/>
               </w:rPr>
-              <w:t>☐ Egzamin</w:t>
+              <w:t>☑ Egzamin</w:t>
             </w:r>
           </w:p>
         </w:tc>
